--- a/data/outputs/v2/Maths/SS3.4_Linear_Motion/Mathematics_Linear_Motion_FinalExplanation.docx
+++ b/data/outputs/v2/Maths/SS3.4_Linear_Motion/Mathematics_Linear_Motion_FinalExplanation.docx
@@ -38,6 +38,177 @@
           <w:szCs w:val="22"/>
         </w:rPr>
         <w:t xml:space="preserve">Student Assessment Document</w:t>
+      </w:r>
+    </w:p>
+    <w:p>
+      <w:pPr>
+        <w:spacing w:after="80" w:before="120"/>
+      </w:pPr>
+      <w:r>
+        <w:rPr>
+          <w:rFonts w:ascii="Arial" w:cs="Arial" w:eastAsia="Arial" w:hAnsi="Arial"/>
+          <w:b/>
+          <w:bCs/>
+          <w:color w:val="1F3864"/>
+          <w:sz w:val="20"/>
+          <w:szCs w:val="20"/>
+        </w:rPr>
+        <w:t xml:space="preserve">ATTRIBUTION AND LICENSING</w:t>
+      </w:r>
+    </w:p>
+    <w:p>
+      <w:pPr>
+        <w:spacing w:after="60" w:before="0"/>
+      </w:pPr>
+      <w:r>
+        <w:rPr>
+          <w:rFonts w:ascii="Arial" w:cs="Arial" w:eastAsia="Arial" w:hAnsi="Arial"/>
+          <w:b/>
+          <w:bCs/>
+          <w:sz w:val="17"/>
+          <w:szCs w:val="17"/>
+        </w:rPr>
+        <w:t xml:space="preserve">Curriculum Alignment: </w:t>
+      </w:r>
+      <w:r>
+        <w:rPr>
+          <w:rFonts w:ascii="Arial" w:cs="Arial" w:eastAsia="Arial" w:hAnsi="Arial"/>
+          <w:sz w:val="17"/>
+          <w:szCs w:val="17"/>
+        </w:rPr>
+        <w:t xml:space="preserve">Structured in pedagogical alignment with the competence-based curriculum format and learning outcomes established by the Kenya Institute of Curriculum Development (KICD). This material is independently developed and is not officially endorsed or published by KICD.</w:t>
+      </w:r>
+    </w:p>
+    <w:p>
+      <w:pPr>
+        <w:spacing w:after="60" w:before="0"/>
+      </w:pPr>
+      <w:r>
+        <w:rPr>
+          <w:rFonts w:ascii="Arial" w:cs="Arial" w:eastAsia="Arial" w:hAnsi="Arial"/>
+          <w:b/>
+          <w:bCs/>
+          <w:sz w:val="17"/>
+          <w:szCs w:val="17"/>
+        </w:rPr>
+        <w:t xml:space="preserve">Content &amp; Pedagogy: </w:t>
+      </w:r>
+      <w:r>
+        <w:rPr>
+          <w:rFonts w:ascii="Arial" w:cs="Arial" w:eastAsia="Arial" w:hAnsi="Arial"/>
+          <w:sz w:val="17"/>
+          <w:szCs w:val="17"/>
+        </w:rPr>
+        <w:t xml:space="preserve">Developed and adapted by the educator team at SeaVuria (registered 501(c)(3) in the United States and registered NGO in Kenya, No. 872-850A-BF11), who designed the pedagogical framework, lesson templates and exemplar lessons on which this material is based.</w:t>
+      </w:r>
+    </w:p>
+    <w:p>
+      <w:pPr>
+        <w:spacing w:after="60" w:before="0"/>
+      </w:pPr>
+      <w:r>
+        <w:rPr>
+          <w:rFonts w:ascii="Arial" w:cs="Arial" w:eastAsia="Arial" w:hAnsi="Arial"/>
+          <w:b/>
+          <w:bCs/>
+          <w:sz w:val="17"/>
+          <w:szCs w:val="17"/>
+        </w:rPr>
+        <w:t xml:space="preserve">Production &amp; Layout: </w:t>
+      </w:r>
+      <w:r>
+        <w:rPr>
+          <w:rFonts w:ascii="Arial" w:cs="Arial" w:eastAsia="Arial" w:hAnsi="Arial"/>
+          <w:sz w:val="17"/>
+          <w:szCs w:val="17"/>
+        </w:rPr>
+        <w:t xml:space="preserve">Educational design and curriculum sequencing by SeaVuria. Technical layout, structural formatting, and digital optimization/implementation executed in partnership with ARES Education (registered 501(c)(3) in the United States and Canada (as Afretech Aid) and registered NGO in Kenya), with lesson drafting and compilation assisted by AI (Claude, Anthropic).</w:t>
+      </w:r>
+    </w:p>
+    <w:p>
+      <w:pPr>
+        <w:pBdr>
+          <w:bottom w:val="single" w:color="1F3864" w:sz="6" w:space="6"/>
+        </w:pBdr>
+        <w:spacing w:after="60" w:before="0"/>
+      </w:pPr>
+      <w:r>
+        <w:rPr>
+          <w:rFonts w:ascii="Arial" w:cs="Arial" w:eastAsia="Arial" w:hAnsi="Arial"/>
+          <w:b/>
+          <w:bCs/>
+          <w:sz w:val="17"/>
+          <w:szCs w:val="17"/>
+        </w:rPr>
+        <w:t xml:space="preserve">Licensing &amp; Copyright: </w:t>
+      </w:r>
+      <w:r>
+        <w:rPr>
+          <w:rFonts w:ascii="Arial" w:cs="Arial" w:eastAsia="Arial" w:hAnsi="Arial"/>
+          <w:sz w:val="17"/>
+          <w:szCs w:val="17"/>
+        </w:rPr>
+        <w:t xml:space="preserve">© 2026 SeaVuria and ARES. This work is licensed under a </w:t>
+      </w:r>
+      <w:hyperlink w:history="1" r:id="rIdooomxuatoohktptluwsem">
+        <w:r>
+          <w:rPr>
+            <w:rFonts w:ascii="Arial" w:cs="Arial" w:eastAsia="Arial" w:hAnsi="Arial"/>
+            <w:color w:val="1F6B75"/>
+            <w:sz w:val="17"/>
+            <w:szCs w:val="17"/>
+            <w:u w:val="single" w:color="1F6B75"/>
+          </w:rPr>
+          <w:t xml:space="preserve">Creative Commons Attribution-NonCommercial 4.0 International License</w:t>
+        </w:r>
+      </w:hyperlink>
+      <w:r>
+        <w:rPr>
+          <w:rFonts w:ascii="Arial" w:cs="Arial" w:eastAsia="Arial" w:hAnsi="Arial"/>
+          <w:sz w:val="17"/>
+          <w:szCs w:val="17"/>
+        </w:rPr>
+        <w:t xml:space="preserve"> (</w:t>
+      </w:r>
+      <w:hyperlink w:history="1" r:id="rIdz5u55q39na0atd08xmc28">
+        <w:r>
+          <w:rPr>
+            <w:rFonts w:ascii="Arial" w:cs="Arial" w:eastAsia="Arial" w:hAnsi="Arial"/>
+            <w:color w:val="1F6B75"/>
+            <w:sz w:val="17"/>
+            <w:szCs w:val="17"/>
+            <w:u w:val="single" w:color="1F6B75"/>
+          </w:rPr>
+          <w:t xml:space="preserve">CC BY-NC 4.0</w:t>
+        </w:r>
+      </w:hyperlink>
+      <w:r>
+        <w:rPr>
+          <w:rFonts w:ascii="Arial" w:cs="Arial" w:eastAsia="Arial" w:hAnsi="Arial"/>
+          <w:sz w:val="17"/>
+          <w:szCs w:val="17"/>
+        </w:rPr>
+        <w:t xml:space="preserve">). To view a copy of this license, visit </w:t>
+      </w:r>
+      <w:hyperlink w:history="1" r:id="rIdmrgdotgf9dbqr7g91uxnq">
+        <w:r>
+          <w:rPr>
+            <w:rFonts w:ascii="Arial" w:cs="Arial" w:eastAsia="Arial" w:hAnsi="Arial"/>
+            <w:color w:val="1F6B75"/>
+            <w:sz w:val="17"/>
+            <w:szCs w:val="17"/>
+            <w:u w:val="single" w:color="1F6B75"/>
+          </w:rPr>
+          <w:t xml:space="preserve">https://creativecommons.org/licenses/by-nc/4.0/</w:t>
+        </w:r>
+      </w:hyperlink>
+      <w:r>
+        <w:rPr>
+          <w:rFonts w:ascii="Arial" w:cs="Arial" w:eastAsia="Arial" w:hAnsi="Arial"/>
+          <w:sz w:val="17"/>
+          <w:szCs w:val="17"/>
+        </w:rPr>
+        <w:t xml:space="preserve">. You are free to copy, redistribute, and adapt this material in any medium or format, provided appropriate credit is given and the material is not used for commercial purposes. KICD learning outcomes and curriculum designations reproduced here for alignment purposes remain the property of KICD and are not covered by this license. Linked external resources (e.g. CK-12, Khan Academy, PhET) are subject to their own licenses.</w:t>
       </w:r>
     </w:p>
     <w:p>

--- a/data/outputs/v2/Maths/SS3.4_Linear_Motion/Mathematics_Linear_Motion_FinalExplanation.docx
+++ b/data/outputs/v2/Maths/SS3.4_Linear_Motion/Mathematics_Linear_Motion_FinalExplanation.docx
@@ -2039,7 +2039,7 @@
         </w:rPr>
         <w:t xml:space="preserve">© 2026 SeaVuria and ARES. This work is licensed under a </w:t>
       </w:r>
-      <w:hyperlink w:history="1" r:id="rId3mlzku_xuo32k9vtjrlfm">
+      <w:hyperlink w:history="1" r:id="rId9t4a_m69lbb41d4uq0zhr">
         <w:r>
           <w:rPr>
             <w:rFonts w:ascii="Arial" w:cs="Arial" w:eastAsia="Arial" w:hAnsi="Arial"/>
@@ -2059,7 +2059,7 @@
         </w:rPr>
         <w:t xml:space="preserve"> (</w:t>
       </w:r>
-      <w:hyperlink w:history="1" r:id="rIdlnro3imzl3dmrft40j5z0">
+      <w:hyperlink w:history="1" r:id="rIdl37gdfqtgdnwlyygo4swl">
         <w:r>
           <w:rPr>
             <w:rFonts w:ascii="Arial" w:cs="Arial" w:eastAsia="Arial" w:hAnsi="Arial"/>
@@ -2079,7 +2079,7 @@
         </w:rPr>
         <w:t xml:space="preserve">). To view a copy of this license, visit </w:t>
       </w:r>
-      <w:hyperlink w:history="1" r:id="rIdib93e--mwhaagekykjum1">
+      <w:hyperlink w:history="1" r:id="rIdleusvxgmg6v9far3sb9ce">
         <w:r>
           <w:rPr>
             <w:rFonts w:ascii="Arial" w:cs="Arial" w:eastAsia="Arial" w:hAnsi="Arial"/>

--- a/data/outputs/v2/Maths/SS3.4_Linear_Motion/Mathematics_Linear_Motion_FinalExplanation.docx
+++ b/data/outputs/v2/Maths/SS3.4_Linear_Motion/Mathematics_Linear_Motion_FinalExplanation.docx
@@ -2039,7 +2039,7 @@
         </w:rPr>
         <w:t xml:space="preserve">© 2026 SeaVuria and ARES. This work is licensed under a </w:t>
       </w:r>
-      <w:hyperlink w:history="1" r:id="rId9t4a_m69lbb41d4uq0zhr">
+      <w:hyperlink w:history="1" r:id="rId5f8njba9ibuyh3-bmc3eq">
         <w:r>
           <w:rPr>
             <w:rFonts w:ascii="Arial" w:cs="Arial" w:eastAsia="Arial" w:hAnsi="Arial"/>
@@ -2059,7 +2059,7 @@
         </w:rPr>
         <w:t xml:space="preserve"> (</w:t>
       </w:r>
-      <w:hyperlink w:history="1" r:id="rIdl37gdfqtgdnwlyygo4swl">
+      <w:hyperlink w:history="1" r:id="rIdvmnaa7pw8-cvyo0hihgdu">
         <w:r>
           <w:rPr>
             <w:rFonts w:ascii="Arial" w:cs="Arial" w:eastAsia="Arial" w:hAnsi="Arial"/>
@@ -2079,7 +2079,7 @@
         </w:rPr>
         <w:t xml:space="preserve">). To view a copy of this license, visit </w:t>
       </w:r>
-      <w:hyperlink w:history="1" r:id="rIdleusvxgmg6v9far3sb9ce">
+      <w:hyperlink w:history="1" r:id="rIdaimemooc-kr47ino_mil2">
         <w:r>
           <w:rPr>
             <w:rFonts w:ascii="Arial" w:cs="Arial" w:eastAsia="Arial" w:hAnsi="Arial"/>

--- a/data/outputs/v2/Maths/SS3.4_Linear_Motion/Mathematics_Linear_Motion_FinalExplanation.docx
+++ b/data/outputs/v2/Maths/SS3.4_Linear_Motion/Mathematics_Linear_Motion_FinalExplanation.docx
@@ -2039,7 +2039,7 @@
         </w:rPr>
         <w:t xml:space="preserve">© 2026 SeaVuria and ARES. This work is licensed under a </w:t>
       </w:r>
-      <w:hyperlink w:history="1" r:id="rId5f8njba9ibuyh3-bmc3eq">
+      <w:hyperlink w:history="1" r:id="rIdi6rernxwg93vvhx38diyk">
         <w:r>
           <w:rPr>
             <w:rFonts w:ascii="Arial" w:cs="Arial" w:eastAsia="Arial" w:hAnsi="Arial"/>
@@ -2059,7 +2059,7 @@
         </w:rPr>
         <w:t xml:space="preserve"> (</w:t>
       </w:r>
-      <w:hyperlink w:history="1" r:id="rIdvmnaa7pw8-cvyo0hihgdu">
+      <w:hyperlink w:history="1" r:id="rId4hosgmgewqlontrrj5u-p">
         <w:r>
           <w:rPr>
             <w:rFonts w:ascii="Arial" w:cs="Arial" w:eastAsia="Arial" w:hAnsi="Arial"/>
@@ -2079,7 +2079,7 @@
         </w:rPr>
         <w:t xml:space="preserve">). To view a copy of this license, visit </w:t>
       </w:r>
-      <w:hyperlink w:history="1" r:id="rIdaimemooc-kr47ino_mil2">
+      <w:hyperlink w:history="1" r:id="rId4uwpxeajupckpuoqmetdp">
         <w:r>
           <w:rPr>
             <w:rFonts w:ascii="Arial" w:cs="Arial" w:eastAsia="Arial" w:hAnsi="Arial"/>

--- a/data/outputs/v2/Maths/SS3.4_Linear_Motion/Mathematics_Linear_Motion_FinalExplanation.docx
+++ b/data/outputs/v2/Maths/SS3.4_Linear_Motion/Mathematics_Linear_Motion_FinalExplanation.docx
@@ -95,7 +95,7 @@
                 <w:sz w:val="22"/>
                 <w:szCs w:val="22"/>
               </w:rPr>
-              <w:t xml:space="preserve">FINAL EXPLANATION: MATHEMATICS GRADE 10 – SUB-STRAND 3.4 LINEAR MOTION: FINAL EXPLANATION</w:t>
+              <w:t xml:space="preserve">FINAL EXPLANATION: MATHEMATICS GRADE 10 - SUB-STRAND 3.4 LINEAR MOTION</w:t>
             </w:r>
           </w:p>
         </w:tc>
@@ -422,7 +422,235 @@
                 <w:sz w:val="18"/>
                 <w:szCs w:val="18"/>
               </w:rPr>
-              <w:t xml:space="preserve">This is your Final Explanation for the unit. Driving question: How can mathematics help us fully describe, graph, and predict the motion of objects moving in a straight line, and why does direction always matter? Answer every section in the space under the prompt. Use full sentences, show every step of any calculation, and include units. Refer back to the Timer Race Puzzle, the Driving Question Board and your cumulative motion model from Lessons 1 to 10 where you can. Sketch graphs neatly and label both axes. You may use the formulae v = s/t and a = (v − u)/t, and what you learned about graphs.</w:t>
+              <w:t xml:space="preserve">Final Explanation: Overtaking on the Naivasha Highway. Driving question: How can we use distance, time, speed, velocity and graphs to describe and predict how one car overtakes another on a Kenyan road? Remember the clip near Naivasha: Wanjiru in the white Subaru (overtaking car B) passes Mr Kamau's blue Toyota Axio (overtaken car A) while Mr Otieno's lorry (oncoming lorry L) approaches from Nakuru. Take the direction towards Nakuru as positive. Answer every section in the space below each prompt. Show your working, write units with every answer, and use evidence from your graphs, your split-time table and your Driving Question Board. Use the words 'overtaking car B', 'overtaken car A' and 'oncoming lorry L', and always say whose viewpoint you are using when you talk about relative speed. Use the table below in Sections 2 to 4.</w:t>
+            </w:r>
+          </w:p>
+          <w:p>
+            <w:pPr>
+              <w:spacing w:after="40" w:before="0"/>
+              <w:jc w:val="left"/>
+            </w:pPr>
+            <w:r>
+              <w:rPr>
+                <w:rFonts w:ascii="Arial" w:cs="Arial" w:eastAsia="Arial" w:hAnsi="Arial"/>
+                <w:b w:val="false"/>
+                <w:bCs w:val="false"/>
+                <w:i w:val="false"/>
+                <w:iCs w:val="false"/>
+                <w:color w:val="000000"/>
+                <w:sz w:val="18"/>
+                <w:szCs w:val="18"/>
+              </w:rPr>
+              <w:t xml:space="preserve"/>
+            </w:r>
+          </w:p>
+          <w:p>
+            <w:pPr>
+              <w:spacing w:after="40" w:before="0"/>
+              <w:jc w:val="left"/>
+            </w:pPr>
+            <w:r>
+              <w:rPr>
+                <w:rFonts w:ascii="Arial" w:cs="Arial" w:eastAsia="Arial" w:hAnsi="Arial"/>
+                <w:b w:val="false"/>
+                <w:bCs w:val="false"/>
+                <w:i w:val="false"/>
+                <w:iCs w:val="false"/>
+                <w:color w:val="000000"/>
+                <w:sz w:val="18"/>
+                <w:szCs w:val="18"/>
+              </w:rPr>
+              <w:t xml:space="preserve">| t (s) | v of B (m/s) | B distance (m) | A distance (m) |</w:t>
+            </w:r>
+          </w:p>
+          <w:p>
+            <w:pPr>
+              <w:spacing w:after="40" w:before="0"/>
+              <w:jc w:val="left"/>
+            </w:pPr>
+            <w:r>
+              <w:rPr>
+                <w:rFonts w:ascii="Arial" w:cs="Arial" w:eastAsia="Arial" w:hAnsi="Arial"/>
+                <w:b w:val="false"/>
+                <w:bCs w:val="false"/>
+                <w:i w:val="false"/>
+                <w:iCs w:val="false"/>
+                <w:color w:val="000000"/>
+                <w:sz w:val="18"/>
+                <w:szCs w:val="18"/>
+              </w:rPr>
+              <w:t xml:space="preserve">| --- | --- | --- | --- |</w:t>
+            </w:r>
+          </w:p>
+          <w:p>
+            <w:pPr>
+              <w:spacing w:after="40" w:before="0"/>
+              <w:jc w:val="left"/>
+            </w:pPr>
+            <w:r>
+              <w:rPr>
+                <w:rFonts w:ascii="Arial" w:cs="Arial" w:eastAsia="Arial" w:hAnsi="Arial"/>
+                <w:b w:val="false"/>
+                <w:bCs w:val="false"/>
+                <w:i w:val="false"/>
+                <w:iCs w:val="false"/>
+                <w:color w:val="000000"/>
+                <w:sz w:val="18"/>
+                <w:szCs w:val="18"/>
+              </w:rPr>
+              <w:t xml:space="preserve">| 0 | 20 | 0 | 0 |</w:t>
+            </w:r>
+          </w:p>
+          <w:p>
+            <w:pPr>
+              <w:spacing w:after="40" w:before="0"/>
+              <w:jc w:val="left"/>
+            </w:pPr>
+            <w:r>
+              <w:rPr>
+                <w:rFonts w:ascii="Arial" w:cs="Arial" w:eastAsia="Arial" w:hAnsi="Arial"/>
+                <w:b w:val="false"/>
+                <w:bCs w:val="false"/>
+                <w:i w:val="false"/>
+                <w:iCs w:val="false"/>
+                <w:color w:val="000000"/>
+                <w:sz w:val="18"/>
+                <w:szCs w:val="18"/>
+              </w:rPr>
+              <w:t xml:space="preserve">| 1 | 22 | 21 | 20 |</w:t>
+            </w:r>
+          </w:p>
+          <w:p>
+            <w:pPr>
+              <w:spacing w:after="40" w:before="0"/>
+              <w:jc w:val="left"/>
+            </w:pPr>
+            <w:r>
+              <w:rPr>
+                <w:rFonts w:ascii="Arial" w:cs="Arial" w:eastAsia="Arial" w:hAnsi="Arial"/>
+                <w:b w:val="false"/>
+                <w:bCs w:val="false"/>
+                <w:i w:val="false"/>
+                <w:iCs w:val="false"/>
+                <w:color w:val="000000"/>
+                <w:sz w:val="18"/>
+                <w:szCs w:val="18"/>
+              </w:rPr>
+              <w:t xml:space="preserve">| 2 | 24 | 44 | 40 |</w:t>
+            </w:r>
+          </w:p>
+          <w:p>
+            <w:pPr>
+              <w:spacing w:after="40" w:before="0"/>
+              <w:jc w:val="left"/>
+            </w:pPr>
+            <w:r>
+              <w:rPr>
+                <w:rFonts w:ascii="Arial" w:cs="Arial" w:eastAsia="Arial" w:hAnsi="Arial"/>
+                <w:b w:val="false"/>
+                <w:bCs w:val="false"/>
+                <w:i w:val="false"/>
+                <w:iCs w:val="false"/>
+                <w:color w:val="000000"/>
+                <w:sz w:val="18"/>
+                <w:szCs w:val="18"/>
+              </w:rPr>
+              <w:t xml:space="preserve">| 3 | 26 | 69 | 60 |</w:t>
+            </w:r>
+          </w:p>
+          <w:p>
+            <w:pPr>
+              <w:spacing w:after="40" w:before="0"/>
+              <w:jc w:val="left"/>
+            </w:pPr>
+            <w:r>
+              <w:rPr>
+                <w:rFonts w:ascii="Arial" w:cs="Arial" w:eastAsia="Arial" w:hAnsi="Arial"/>
+                <w:b w:val="false"/>
+                <w:bCs w:val="false"/>
+                <w:i w:val="false"/>
+                <w:iCs w:val="false"/>
+                <w:color w:val="000000"/>
+                <w:sz w:val="18"/>
+                <w:szCs w:val="18"/>
+              </w:rPr>
+              <w:t xml:space="preserve">| 4 | 28 | 96 | 80 |</w:t>
+            </w:r>
+          </w:p>
+          <w:p>
+            <w:pPr>
+              <w:spacing w:after="40" w:before="0"/>
+              <w:jc w:val="left"/>
+            </w:pPr>
+            <w:r>
+              <w:rPr>
+                <w:rFonts w:ascii="Arial" w:cs="Arial" w:eastAsia="Arial" w:hAnsi="Arial"/>
+                <w:b w:val="false"/>
+                <w:bCs w:val="false"/>
+                <w:i w:val="false"/>
+                <w:iCs w:val="false"/>
+                <w:color w:val="000000"/>
+                <w:sz w:val="18"/>
+                <w:szCs w:val="18"/>
+              </w:rPr>
+              <w:t xml:space="preserve">| 5 | 30 | 125 | 100 |</w:t>
+            </w:r>
+          </w:p>
+          <w:p>
+            <w:pPr>
+              <w:spacing w:after="40" w:before="0"/>
+              <w:jc w:val="left"/>
+            </w:pPr>
+            <w:r>
+              <w:rPr>
+                <w:rFonts w:ascii="Arial" w:cs="Arial" w:eastAsia="Arial" w:hAnsi="Arial"/>
+                <w:b w:val="false"/>
+                <w:bCs w:val="false"/>
+                <w:i w:val="false"/>
+                <w:iCs w:val="false"/>
+                <w:color w:val="000000"/>
+                <w:sz w:val="18"/>
+                <w:szCs w:val="18"/>
+              </w:rPr>
+              <w:t xml:space="preserve">| 6 | 30 | 155 | 120 |</w:t>
+            </w:r>
+          </w:p>
+          <w:p>
+            <w:pPr>
+              <w:spacing w:after="40" w:before="0"/>
+              <w:jc w:val="left"/>
+            </w:pPr>
+            <w:r>
+              <w:rPr>
+                <w:rFonts w:ascii="Arial" w:cs="Arial" w:eastAsia="Arial" w:hAnsi="Arial"/>
+                <w:b w:val="false"/>
+                <w:bCs w:val="false"/>
+                <w:i w:val="false"/>
+                <w:iCs w:val="false"/>
+                <w:color w:val="000000"/>
+                <w:sz w:val="18"/>
+                <w:szCs w:val="18"/>
+              </w:rPr>
+              <w:t xml:space="preserve">| 7 | 30 | 185 | 140 |</w:t>
+            </w:r>
+          </w:p>
+          <w:p>
+            <w:pPr>
+              <w:spacing w:after="40" w:before="0"/>
+              <w:jc w:val="left"/>
+            </w:pPr>
+            <w:r>
+              <w:rPr>
+                <w:rFonts w:ascii="Arial" w:cs="Arial" w:eastAsia="Arial" w:hAnsi="Arial"/>
+                <w:b w:val="false"/>
+                <w:bCs w:val="false"/>
+                <w:i w:val="false"/>
+                <w:iCs w:val="false"/>
+                <w:color w:val="000000"/>
+                <w:sz w:val="18"/>
+                <w:szCs w:val="18"/>
+              </w:rPr>
+              <w:t xml:space="preserve">| 7.5 | 30 | 200 | 150 |</w:t>
             </w:r>
           </w:p>
         </w:tc>
@@ -481,7 +709,7 @@
                 <w:sz w:val="22"/>
                 <w:szCs w:val="22"/>
               </w:rPr>
-              <w:t xml:space="preserve">Part 1: Solving the Timer Race Puzzle</w:t>
+              <w:t xml:space="preserve">Section 1: Describing the motion of each vehicle (KICD Question 1: How do you determine the velocity of a moving body?)</w:t>
             </w:r>
           </w:p>
         </w:tc>
@@ -515,7 +743,7 @@
                 <w:sz w:val="18"/>
                 <w:szCs w:val="18"/>
               </w:rPr>
-              <w:t xml:space="preserve">In the Timer Race, Group A walked a straight line, Group B walked a zigzag path and Group C walked the zigzag path and then retraced their steps back to a midpoint. Group C covered a similar total distance to the others, yet ended up in a completely different place. (a) Explain why this happened using the terms distance, displacement, scalar and vector. (b) Eliud Kipchoge runs 42 km in a marathon yet ends only a few hundred metres from where he started. Use your explanation from (a) to say what this tells us about his distance and his displacement. (c) Why is knowing the distance alone not enough to say where a traveller ends up?</w:t>
+              <w:t xml:space="preserve">Car A covers 150 m in 7.5 s, and the oncoming lorry L travels towards Naivasha, covering 150 m in the same 7.5 s. (a) Explain how you determine the velocity of a moving body, and say how velocity is different from speed. (b) Calculate the velocity of overtaken car A. (c) Convert the speedometer readings of 72 km/h and 108 km/h to m/s. (d) Find the velocity of oncoming lorry L and explain what its sign tells you.</w:t>
             </w:r>
           </w:p>
         </w:tc>
@@ -611,7 +839,7 @@
                 <w:sz w:val="22"/>
                 <w:szCs w:val="22"/>
               </w:rPr>
-              <w:t xml:space="preserve">Part 2: Speed, velocity and the matatu speedometer</w:t>
+              <w:t xml:space="preserve">Section 2: Acceleration from numbers and from a graph (KICD Question 2: How do you determine the acceleration of a moving body?)</w:t>
             </w:r>
           </w:p>
         </w:tc>
@@ -645,7 +873,7 @@
                 <w:sz w:val="18"/>
                 <w:szCs w:val="18"/>
               </w:rPr>
-              <w:t xml:space="preserve">(a) A matatu driver says, 'My speedometer shows 60 km/h.' Explain why this reading cannot tell you which direction the matatu is heading. (b) Write the formula for speed and the formula for velocity, and say which one is a vector. (c) A matatu makes a return trip along Thika Road and ends at its starting point. What are its displacement and its average velocity for the whole trip? Is its average speed also zero? Explain.</w:t>
+              <w:t xml:space="preserve">Use the table. (a) Explain how you determine the acceleration of a moving body and calculate the acceleration of overtaking car B while its velocity rises from its starting value to its final value. State the time it takes. (b) Sketch the velocity-time graph for car B from t = 0 to 7.5 s and for car A on the same axes. Use t (s) on the x-axis and v (m/s) on the y-axis. (c) Explain how the graph also gives the acceleration of car B and what the graph shows for car A. (d) A braking matatu slows from 20 m/s to 0 in 10 s. Find its acceleration and say what the sign means.</w:t>
             </w:r>
           </w:p>
         </w:tc>
@@ -741,7 +969,7 @@
                 <w:sz w:val="22"/>
                 <w:szCs w:val="22"/>
               </w:rPr>
-              <w:t xml:space="preserve">Part 3: Reading motion from a displacement–time graph</w:t>
+              <w:t xml:space="preserve">Section 3: How far did each car travel?</w:t>
             </w:r>
           </w:p>
         </w:tc>
@@ -775,7 +1003,7 @@
                 <w:sz w:val="18"/>
                 <w:szCs w:val="18"/>
               </w:rPr>
-              <w:t xml:space="preserve">Walker C in the Timer Race walked away from the start, then retraced steps back towards the start. (a) Describe in words what the displacement–time graph for Walker C would look like. Say what a positive gradient and a negative gradient each mean. (b) What does a horizontal section of a displacement–time graph tell you? (c) Explain why this graph shows direction, but a speedometer or a distance value does not.</w:t>
+              <w:t xml:space="preserve">(a) Use the area under B's velocity-time graph, split into a trapezium and a rectangle, to find the distance travelled by car B in 7.5 s. (b) Find the distance travelled by car A in the same time using its graph. (c) Check your answers against the table. (d) How much further did B travel than A, and what does this tell you about the overtake? (e) Car B starts 20 m behind A and ends 20 m ahead of A, and each car is 5 m long. Show how the extra distance B gains fits with these lengths and gaps.</w:t>
             </w:r>
           </w:p>
         </w:tc>
@@ -871,7 +1099,7 @@
                 <w:sz w:val="22"/>
                 <w:szCs w:val="22"/>
               </w:rPr>
-              <w:t xml:space="preserve">Part 4: Acceleration and the boda-boda stopping distance</w:t>
+              <w:t xml:space="preserve">Section 4: Why does car A look slow from car B?</w:t>
             </w:r>
           </w:p>
         </w:tc>
@@ -905,7 +1133,7 @@
                 <w:sz w:val="18"/>
                 <w:szCs w:val="18"/>
               </w:rPr>
-              <w:t xml:space="preserve">A boda-boda is travelling at 30 km/h and brakes uniformly until it stops in 5 seconds. (a) Convert 30 km/h to m/s, giving your answer to 2 decimal places. (b) Calculate the acceleration using a = (v − u) / t. Explain what the sign of your answer means. (c) Sketch the velocity–time graph for the braking. Use the area under the graph to find the stopping distance, and give your answer to the nearest metre. (d) Why does the boda-boda have a negative acceleration even though it is still moving forward?</w:t>
+              <w:t xml:space="preserve">Both speedometers show high readings, yet car A looks slow from car B's point of view. (a) Find the speed of B relative to A once B has reached its final speed, in m/s and in km/h. (b) What was B's speed relative to A at t = 0, and why? (c) Use the B and A distances in the table at t = 4 s and t = 5 s to show that the gap is growing. (d) Find the closing speed of B and oncoming lorry L in m/s and km/h, stating the viewpoint. (e) Use these ideas to explain how two vehicles that are both moving fast can appear to move slowly relative to each other.</w:t>
             </w:r>
           </w:p>
         </w:tc>
@@ -1001,7 +1229,7 @@
                 <w:sz w:val="22"/>
                 <w:szCs w:val="22"/>
               </w:rPr>
-              <w:t xml:space="preserve">Part 5: Relative speed and the final answer to the driving question</w:t>
+              <w:t xml:space="preserve">Section 5: Final Explanation - Is the overtake safe, and how do we describe and predict it?</w:t>
             </w:r>
           </w:p>
         </w:tc>
@@ -1035,7 +1263,7 @@
                 <w:sz w:val="18"/>
                 <w:szCs w:val="18"/>
               </w:rPr>
-              <w:t xml:space="preserve">Two matatus travel on the Nairobi–Mombasa highway. (a) State the rule for the relative speed of the two matatus when they travel in the same direction, and the rule when they travel in opposite directions. Use v₁ and v₂ for their speeds. (b) Explain why direction decides which rule you use. (c) Using the Timer Race Puzzle, the marathon and at least two kinds of graph or formula from this unit, write a short answer to the driving question: How can mathematics help us fully describe, graph and predict motion in a straight line, and why does direction always matter?</w:t>
+              <w:t xml:space="preserve">Wanjiru's overtake takes 7.5 s. The lorry L is 500 m ahead of B at t = 0. (a) How far does the lorry travel in 7.5 s? (b) How much road do B and L use together, and how far away is the lorry when B pulls back into lane? (c) Using the closing speed, find the safety margin in seconds. Is the overtake safe? (d) What if the lorry were only 400 m away at t = 0? (e) Write a final answer to the driving question: How can we use distance, time, speed, velocity and graphs to describe and predict how one car overtakes another? Refer to your answers to KICD Questions 1 and 2, graphs, relative speed and the safety decision.</w:t>
             </w:r>
           </w:p>
         </w:tc>
@@ -1299,7 +1527,7 @@
                 <w:sz w:val="18"/>
                 <w:szCs w:val="18"/>
               </w:rPr>
-              <w:t xml:space="preserve">Distinguishing scalars and vectors (distance/displacement, speed/velocity)</w:t>
+              <w:t xml:space="preserve">Velocity and acceleration methods (KICD Questions 1 and 2)</w:t>
             </w:r>
           </w:p>
         </w:tc>
@@ -1331,7 +1559,7 @@
                 <w:sz w:val="18"/>
                 <w:szCs w:val="18"/>
               </w:rPr>
-              <w:t xml:space="preserve">Defines all four terms correctly, labels each as scalar or vector, and uses them accurately to explain the Timer Race Puzzle and Kipchoge's marathon.</w:t>
+              <w:t xml:space="preserve">States velocity = displacement/time and a = (v - u)/t, explains the vector nature and sign of velocity, converts units correctly and calculates A's +20 m/s, the lorry's -20 m/s, B's 2 m/s^2 and the matatu's -2 m/s^2 with units.</w:t>
             </w:r>
           </w:p>
         </w:tc>
@@ -1363,7 +1591,7 @@
                 <w:sz w:val="18"/>
                 <w:szCs w:val="18"/>
               </w:rPr>
-              <w:t xml:space="preserve">Defines most terms correctly and uses them to explain the puzzle, with minor gaps in scalar/vector labelling.</w:t>
+              <w:t xml:space="preserve">Uses both formulas correctly with minor slips in units or in explaining the sign, and gets most values right.</w:t>
             </w:r>
           </w:p>
         </w:tc>
@@ -1395,7 +1623,7 @@
                 <w:sz w:val="18"/>
                 <w:szCs w:val="18"/>
               </w:rPr>
-              <w:t xml:space="preserve">Mixes up distance and displacement or speed and velocity, or does not link them to the puzzle.</w:t>
+              <w:t xml:space="preserve">Confuses speed with velocity or omits conversion, the sign or units, and gets several values wrong.</w:t>
             </w:r>
           </w:p>
         </w:tc>
@@ -1429,7 +1657,7 @@
                 <w:sz w:val="18"/>
                 <w:szCs w:val="18"/>
               </w:rPr>
-              <w:t xml:space="preserve">Calculations and units</w:t>
+              <w:t xml:space="preserve">Graphs: gradient and area</w:t>
             </w:r>
           </w:p>
         </w:tc>
@@ -1461,7 +1689,7 @@
                 <w:sz w:val="18"/>
                 <w:szCs w:val="18"/>
               </w:rPr>
-              <w:t xml:space="preserve">Converts units correctly, applies a = (v − u)/t and the area under the graph correctly, gives the sign and units, and shows every step.</w:t>
+              <w:t xml:space="preserve">Sketches correct labelled velocity-time graphs for A and B, links gradient to acceleration, and finds B 200 m (125 + 75) and A 150 m from areas, checking against the table.</w:t>
             </w:r>
           </w:p>
         </w:tc>
@@ -1493,7 +1721,7 @@
                 <w:sz w:val="18"/>
                 <w:szCs w:val="18"/>
               </w:rPr>
-              <w:t xml:space="preserve">Applies the formulae correctly with small slips in units, rounding or sign, and shows most steps.</w:t>
+              <w:t xml:space="preserve">Draws mostly correct graphs and finds the distances with a small error or without checking against the table.</w:t>
             </w:r>
           </w:p>
         </w:tc>
@@ -1525,7 +1753,7 @@
                 <w:sz w:val="18"/>
                 <w:szCs w:val="18"/>
               </w:rPr>
-              <w:t xml:space="preserve">Uses the wrong formula, omits units or the sign, or does not show working.</w:t>
+              <w:t xml:space="preserve">Graphs are missing labels or shapes are wrong, and the gradient or area is not linked to acceleration or distance.</w:t>
             </w:r>
           </w:p>
         </w:tc>
@@ -1559,7 +1787,7 @@
                 <w:sz w:val="18"/>
                 <w:szCs w:val="18"/>
               </w:rPr>
-              <w:t xml:space="preserve">Interpreting graphs</w:t>
+              <w:t xml:space="preserve">Relative speed and viewpoint</w:t>
             </w:r>
           </w:p>
         </w:tc>
@@ -1591,7 +1819,7 @@
                 <w:sz w:val="18"/>
                 <w:szCs w:val="18"/>
               </w:rPr>
-              <w:t xml:space="preserve">Explains that the gradient of a displacement–time graph is velocity and the gradient of a velocity–time graph is acceleration, interprets negative and zero gradients, and uses area as displacement.</w:t>
+              <w:t xml:space="preserve">Subtracts for the same direction (10 m/s, 36 km/h) and adds for opposite directions (50 m/s, 180 km/h), states the viewpoint, notes 0 at t = 0 and explains why A looks slow from B.</w:t>
             </w:r>
           </w:p>
         </w:tc>
@@ -1623,7 +1851,7 @@
                 <w:sz w:val="18"/>
                 <w:szCs w:val="18"/>
               </w:rPr>
-              <w:t xml:space="preserve">Interprets gradients correctly but is less clear on negative gradients or on area as displacement.</w:t>
+              <w:t xml:space="preserve">Calculates relative speeds correctly but gives limited explanation or omits the viewpoint or the starting value.</w:t>
             </w:r>
           </w:p>
         </w:tc>
@@ -1655,7 +1883,7 @@
                 <w:sz w:val="18"/>
                 <w:szCs w:val="18"/>
               </w:rPr>
-              <w:t xml:space="preserve">Describes the graph shape only, or confuses displacement–time and velocity–time graphs.</w:t>
+              <w:t xml:space="preserve">Adds or subtracts incorrectly, or cannot explain why A looks slow.</w:t>
             </w:r>
           </w:p>
         </w:tc>
@@ -1689,7 +1917,7 @@
                 <w:sz w:val="18"/>
                 <w:szCs w:val="18"/>
               </w:rPr>
-              <w:t xml:space="preserve">Explaining why direction matters</w:t>
+              <w:t xml:space="preserve">Safety decision and use of data</w:t>
             </w:r>
           </w:p>
         </w:tc>
@@ -1721,7 +1949,7 @@
                 <w:sz w:val="18"/>
                 <w:szCs w:val="18"/>
               </w:rPr>
-              <w:t xml:space="preserve">Consistently links the sign of velocity, acceleration and gradient to direction, and includes relative speed rules with a clear reason for adding or subtracting.</w:t>
+              <w:t xml:space="preserve">Correctly finds the lorry's 150 m, the 350 m of road used, the 150 m (3.0 s) margin and the unsafe 50 m (1.0 s) case, and uses table values accurately.</w:t>
             </w:r>
           </w:p>
         </w:tc>
@@ -1753,7 +1981,7 @@
                 <w:sz w:val="18"/>
                 <w:szCs w:val="18"/>
               </w:rPr>
-              <w:t xml:space="preserve">States that direction matters and gives some correct links to signs or relative speed.</w:t>
+              <w:t xml:space="preserve">Reaches the correct decision with one calculation error or a missing unit or time conversion.</w:t>
             </w:r>
           </w:p>
         </w:tc>
@@ -1785,7 +2013,7 @@
                 <w:sz w:val="18"/>
                 <w:szCs w:val="18"/>
               </w:rPr>
-              <w:t xml:space="preserve">Says direction matters without evidence or explanation.</w:t>
+              <w:t xml:space="preserve">Decision is not supported by calculations or the numbers are inconsistent with the data.</w:t>
             </w:r>
           </w:p>
         </w:tc>
@@ -1819,7 +2047,7 @@
                 <w:sz w:val="18"/>
                 <w:szCs w:val="18"/>
               </w:rPr>
-              <w:t xml:space="preserve">Use of evidence and the driving question</w:t>
+              <w:t xml:space="preserve">Final Explanation answering the driving question</w:t>
             </w:r>
           </w:p>
         </w:tc>
@@ -1851,7 +2079,7 @@
                 <w:sz w:val="18"/>
                 <w:szCs w:val="18"/>
               </w:rPr>
-              <w:t xml:space="preserve">Draws on the Timer Race Puzzle, Kipchoge, the matatu and the boda-boda to give a complete, well-organised answer to the driving question.</w:t>
+              <w:t xml:space="preserve">Connects velocity, acceleration, graphs, relative speed and safety in a clear, logical explanation that uses the Naivasha evidence and answers both KICD questions.</w:t>
             </w:r>
           </w:p>
         </w:tc>
@@ -1883,7 +2111,7 @@
                 <w:sz w:val="18"/>
                 <w:szCs w:val="18"/>
               </w:rPr>
-              <w:t xml:space="preserve">Uses some unit examples to answer the driving question with reasonable organisation.</w:t>
+              <w:t xml:space="preserve">Answers the driving question using most ideas but with some links missing.</w:t>
             </w:r>
           </w:p>
         </w:tc>
@@ -1915,7 +2143,7 @@
                 <w:sz w:val="18"/>
                 <w:szCs w:val="18"/>
               </w:rPr>
-              <w:t xml:space="preserve">Gives a general answer with few or no examples from the unit.</w:t>
+              <w:t xml:space="preserve">Lists facts without linking them to the overtake or the driving question.</w:t>
             </w:r>
           </w:p>
         </w:tc>
@@ -2039,7 +2267,7 @@
         </w:rPr>
         <w:t xml:space="preserve">© 2026 SeaVuria and ARES. This work is licensed under a </w:t>
       </w:r>
-      <w:hyperlink w:history="1" r:id="rIdi6rernxwg93vvhx38diyk">
+      <w:hyperlink w:history="1" r:id="rIdbrrk2l7c28fe0t3pc0r7c">
         <w:r>
           <w:rPr>
             <w:rFonts w:ascii="Arial" w:cs="Arial" w:eastAsia="Arial" w:hAnsi="Arial"/>
@@ -2059,7 +2287,7 @@
         </w:rPr>
         <w:t xml:space="preserve"> (</w:t>
       </w:r>
-      <w:hyperlink w:history="1" r:id="rId4hosgmgewqlontrrj5u-p">
+      <w:hyperlink w:history="1" r:id="rIdrwy90bg46brupw-clmptq">
         <w:r>
           <w:rPr>
             <w:rFonts w:ascii="Arial" w:cs="Arial" w:eastAsia="Arial" w:hAnsi="Arial"/>
@@ -2079,7 +2307,7 @@
         </w:rPr>
         <w:t xml:space="preserve">). To view a copy of this license, visit </w:t>
       </w:r>
-      <w:hyperlink w:history="1" r:id="rId4uwpxeajupckpuoqmetdp">
+      <w:hyperlink w:history="1" r:id="rIdcr3vldpomparjixs1_rnl">
         <w:r>
           <w:rPr>
             <w:rFonts w:ascii="Arial" w:cs="Arial" w:eastAsia="Arial" w:hAnsi="Arial"/>

--- a/data/outputs/v2/Maths/SS3.4_Linear_Motion/Mathematics_Linear_Motion_FinalExplanation.docx
+++ b/data/outputs/v2/Maths/SS3.4_Linear_Motion/Mathematics_Linear_Motion_FinalExplanation.docx
@@ -4,6 +4,7 @@
   <w:body>
     <w:p>
       <w:pPr>
+        <w:keepNext w:val="false"/>
         <w:spacing w:after="30" w:before="0"/>
         <w:jc w:val="center"/>
       </w:pPr>
@@ -23,6 +24,7 @@
     </w:p>
     <w:p>
       <w:pPr>
+        <w:keepNext w:val="false"/>
         <w:spacing w:after="60" w:before="0"/>
         <w:jc w:val="center"/>
       </w:pPr>
@@ -81,6 +83,7 @@
           </w:tcPr>
           <w:p>
             <w:pPr>
+              <w:keepNext w:val="false"/>
               <w:spacing w:after="40" w:before="0"/>
               <w:jc w:val="center"/>
             </w:pPr>
@@ -116,6 +119,7 @@
           </w:tcPr>
           <w:p>
             <w:pPr>
+              <w:keepNext w:val="false"/>
               <w:spacing w:after="40" w:before="0"/>
               <w:jc w:val="center"/>
             </w:pPr>
@@ -150,6 +154,7 @@
           </w:tcPr>
           <w:p>
             <w:pPr>
+              <w:keepNext w:val="false"/>
               <w:spacing w:after="40" w:before="0"/>
               <w:jc w:val="left"/>
             </w:pPr>
@@ -182,6 +187,7 @@
           </w:tcPr>
           <w:p>
             <w:pPr>
+              <w:keepNext w:val="false"/>
               <w:spacing w:after="40" w:before="0"/>
               <w:jc w:val="left"/>
             </w:pPr>
@@ -216,6 +222,7 @@
           </w:tcPr>
           <w:p>
             <w:pPr>
+              <w:keepNext w:val="false"/>
               <w:spacing w:after="40" w:before="0"/>
               <w:jc w:val="left"/>
             </w:pPr>
@@ -248,6 +255,7 @@
           </w:tcPr>
           <w:p>
             <w:pPr>
+              <w:keepNext w:val="false"/>
               <w:spacing w:after="40" w:before="0"/>
               <w:jc w:val="left"/>
             </w:pPr>
@@ -282,6 +290,7 @@
           </w:tcPr>
           <w:p>
             <w:pPr>
+              <w:keepNext w:val="false"/>
               <w:spacing w:after="40" w:before="0"/>
               <w:jc w:val="left"/>
             </w:pPr>
@@ -314,6 +323,7 @@
           </w:tcPr>
           <w:p>
             <w:pPr>
+              <w:keepNext w:val="false"/>
               <w:spacing w:after="40" w:before="0"/>
               <w:jc w:val="left"/>
             </w:pPr>
@@ -374,6 +384,7 @@
           </w:tcPr>
           <w:p>
             <w:pPr>
+              <w:keepNext w:val="false"/>
               <w:spacing w:after="40" w:before="0"/>
               <w:jc w:val="center"/>
             </w:pPr>
@@ -408,6 +419,7 @@
           </w:tcPr>
           <w:p>
             <w:pPr>
+              <w:keepNext w:val="false"/>
               <w:spacing w:after="40" w:before="0"/>
               <w:jc w:val="left"/>
             </w:pPr>
@@ -427,6 +439,7 @@
           </w:p>
           <w:p>
             <w:pPr>
+              <w:keepNext w:val="false"/>
               <w:spacing w:after="40" w:before="0"/>
               <w:jc w:val="left"/>
             </w:pPr>
@@ -444,9 +457,1370 @@
               <w:t xml:space="preserve"/>
             </w:r>
           </w:p>
-          <w:p>
-            <w:pPr>
-              <w:spacing w:after="40" w:before="0"/>
+          <w:tbl>
+            <w:tblPr>
+              <w:tblW w:type="dxa" w:w="13320"/>
+              <w:tblBorders>
+                <w:top w:val="single" w:color="AAAAAA" w:sz="4"/>
+                <w:left w:val="single" w:color="AAAAAA" w:sz="4"/>
+                <w:bottom w:val="single" w:color="AAAAAA" w:sz="4"/>
+                <w:right w:val="single" w:color="AAAAAA" w:sz="4"/>
+                <w:insideH w:val="single" w:color="auto" w:sz="4"/>
+                <w:insideV w:val="single" w:color="auto" w:sz="4"/>
+              </w:tblBorders>
+              <w:tblLayout w:type="fixed"/>
+            </w:tblPr>
+            <w:tblGrid>
+              <w:gridCol w:w="3330"/>
+              <w:gridCol w:w="3330"/>
+              <w:gridCol w:w="3330"/>
+              <w:gridCol w:w="3330"/>
+            </w:tblGrid>
+            <w:tr>
+              <w:tc>
+                <w:tcPr>
+                  <w:tcW w:type="dxa" w:w="3330"/>
+                  <w:shd w:fill="D5E8F0" w:color="auto" w:val="clear"/>
+                  <w:tcMar>
+                    <w:top w:type="dxa" w:w="60"/>
+                    <w:left w:type="dxa" w:w="120"/>
+                    <w:bottom w:type="dxa" w:w="60"/>
+                    <w:right w:type="dxa" w:w="120"/>
+                  </w:tcMar>
+                  <w:vAlign w:val="top"/>
+                </w:tcPr>
+                <w:p>
+                  <w:pPr>
+                    <w:keepNext w:val="false"/>
+                    <w:spacing w:after="40" w:before="0"/>
+                    <w:jc w:val="left"/>
+                  </w:pPr>
+                  <w:r>
+                    <w:rPr>
+                      <w:rFonts w:ascii="Arial" w:cs="Arial" w:eastAsia="Arial" w:hAnsi="Arial"/>
+                      <w:b/>
+                      <w:bCs/>
+                      <w:i w:val="false"/>
+                      <w:iCs w:val="false"/>
+                      <w:color w:val="000000"/>
+                      <w:sz w:val="18"/>
+                      <w:szCs w:val="18"/>
+                    </w:rPr>
+                    <w:t xml:space="preserve">t (s)</w:t>
+                  </w:r>
+                </w:p>
+              </w:tc>
+              <w:tc>
+                <w:tcPr>
+                  <w:tcW w:type="dxa" w:w="3330"/>
+                  <w:shd w:fill="D5E8F0" w:color="auto" w:val="clear"/>
+                  <w:tcMar>
+                    <w:top w:type="dxa" w:w="60"/>
+                    <w:left w:type="dxa" w:w="120"/>
+                    <w:bottom w:type="dxa" w:w="60"/>
+                    <w:right w:type="dxa" w:w="120"/>
+                  </w:tcMar>
+                  <w:vAlign w:val="top"/>
+                </w:tcPr>
+                <w:p>
+                  <w:pPr>
+                    <w:keepNext w:val="false"/>
+                    <w:spacing w:after="40" w:before="0"/>
+                    <w:jc w:val="left"/>
+                  </w:pPr>
+                  <w:r>
+                    <w:rPr>
+                      <w:rFonts w:ascii="Arial" w:cs="Arial" w:eastAsia="Arial" w:hAnsi="Arial"/>
+                      <w:b/>
+                      <w:bCs/>
+                      <w:i w:val="false"/>
+                      <w:iCs w:val="false"/>
+                      <w:color w:val="000000"/>
+                      <w:sz w:val="18"/>
+                      <w:szCs w:val="18"/>
+                    </w:rPr>
+                    <w:t xml:space="preserve">v of B (m/s)</w:t>
+                  </w:r>
+                </w:p>
+              </w:tc>
+              <w:tc>
+                <w:tcPr>
+                  <w:tcW w:type="dxa" w:w="3330"/>
+                  <w:shd w:fill="D5E8F0" w:color="auto" w:val="clear"/>
+                  <w:tcMar>
+                    <w:top w:type="dxa" w:w="60"/>
+                    <w:left w:type="dxa" w:w="120"/>
+                    <w:bottom w:type="dxa" w:w="60"/>
+                    <w:right w:type="dxa" w:w="120"/>
+                  </w:tcMar>
+                  <w:vAlign w:val="top"/>
+                </w:tcPr>
+                <w:p>
+                  <w:pPr>
+                    <w:keepNext w:val="false"/>
+                    <w:spacing w:after="40" w:before="0"/>
+                    <w:jc w:val="left"/>
+                  </w:pPr>
+                  <w:r>
+                    <w:rPr>
+                      <w:rFonts w:ascii="Arial" w:cs="Arial" w:eastAsia="Arial" w:hAnsi="Arial"/>
+                      <w:b/>
+                      <w:bCs/>
+                      <w:i w:val="false"/>
+                      <w:iCs w:val="false"/>
+                      <w:color w:val="000000"/>
+                      <w:sz w:val="18"/>
+                      <w:szCs w:val="18"/>
+                    </w:rPr>
+                    <w:t xml:space="preserve">B distance (m)</w:t>
+                  </w:r>
+                </w:p>
+              </w:tc>
+              <w:tc>
+                <w:tcPr>
+                  <w:tcW w:type="dxa" w:w="3330"/>
+                  <w:shd w:fill="D5E8F0" w:color="auto" w:val="clear"/>
+                  <w:tcMar>
+                    <w:top w:type="dxa" w:w="60"/>
+                    <w:left w:type="dxa" w:w="120"/>
+                    <w:bottom w:type="dxa" w:w="60"/>
+                    <w:right w:type="dxa" w:w="120"/>
+                  </w:tcMar>
+                  <w:vAlign w:val="top"/>
+                </w:tcPr>
+                <w:p>
+                  <w:pPr>
+                    <w:keepNext w:val="false"/>
+                    <w:spacing w:after="40" w:before="0"/>
+                    <w:jc w:val="left"/>
+                  </w:pPr>
+                  <w:r>
+                    <w:rPr>
+                      <w:rFonts w:ascii="Arial" w:cs="Arial" w:eastAsia="Arial" w:hAnsi="Arial"/>
+                      <w:b/>
+                      <w:bCs/>
+                      <w:i w:val="false"/>
+                      <w:iCs w:val="false"/>
+                      <w:color w:val="000000"/>
+                      <w:sz w:val="18"/>
+                      <w:szCs w:val="18"/>
+                    </w:rPr>
+                    <w:t xml:space="preserve">A distance (m)</w:t>
+                  </w:r>
+                </w:p>
+              </w:tc>
+            </w:tr>
+            <w:tr>
+              <w:tc>
+                <w:tcPr>
+                  <w:tcW w:type="dxa" w:w="3330"/>
+                  <w:shd w:fill="FFFFFF" w:color="auto" w:val="clear"/>
+                  <w:tcMar>
+                    <w:top w:type="dxa" w:w="60"/>
+                    <w:left w:type="dxa" w:w="120"/>
+                    <w:bottom w:type="dxa" w:w="60"/>
+                    <w:right w:type="dxa" w:w="120"/>
+                  </w:tcMar>
+                  <w:vAlign w:val="top"/>
+                </w:tcPr>
+                <w:p>
+                  <w:pPr>
+                    <w:keepNext w:val="false"/>
+                    <w:spacing w:after="40" w:before="0"/>
+                    <w:jc w:val="left"/>
+                  </w:pPr>
+                  <w:r>
+                    <w:rPr>
+                      <w:rFonts w:ascii="Arial" w:cs="Arial" w:eastAsia="Arial" w:hAnsi="Arial"/>
+                      <w:b w:val="false"/>
+                      <w:bCs w:val="false"/>
+                      <w:i w:val="false"/>
+                      <w:iCs w:val="false"/>
+                      <w:color w:val="000000"/>
+                      <w:sz w:val="18"/>
+                      <w:szCs w:val="18"/>
+                    </w:rPr>
+                    <w:t xml:space="preserve">0</w:t>
+                  </w:r>
+                </w:p>
+              </w:tc>
+              <w:tc>
+                <w:tcPr>
+                  <w:tcW w:type="dxa" w:w="3330"/>
+                  <w:shd w:fill="FFFFFF" w:color="auto" w:val="clear"/>
+                  <w:tcMar>
+                    <w:top w:type="dxa" w:w="60"/>
+                    <w:left w:type="dxa" w:w="120"/>
+                    <w:bottom w:type="dxa" w:w="60"/>
+                    <w:right w:type="dxa" w:w="120"/>
+                  </w:tcMar>
+                  <w:vAlign w:val="top"/>
+                </w:tcPr>
+                <w:p>
+                  <w:pPr>
+                    <w:keepNext w:val="false"/>
+                    <w:spacing w:after="40" w:before="0"/>
+                    <w:jc w:val="left"/>
+                  </w:pPr>
+                  <w:r>
+                    <w:rPr>
+                      <w:rFonts w:ascii="Arial" w:cs="Arial" w:eastAsia="Arial" w:hAnsi="Arial"/>
+                      <w:b w:val="false"/>
+                      <w:bCs w:val="false"/>
+                      <w:i w:val="false"/>
+                      <w:iCs w:val="false"/>
+                      <w:color w:val="000000"/>
+                      <w:sz w:val="18"/>
+                      <w:szCs w:val="18"/>
+                    </w:rPr>
+                    <w:t xml:space="preserve">20</w:t>
+                  </w:r>
+                </w:p>
+              </w:tc>
+              <w:tc>
+                <w:tcPr>
+                  <w:tcW w:type="dxa" w:w="3330"/>
+                  <w:shd w:fill="FFFFFF" w:color="auto" w:val="clear"/>
+                  <w:tcMar>
+                    <w:top w:type="dxa" w:w="60"/>
+                    <w:left w:type="dxa" w:w="120"/>
+                    <w:bottom w:type="dxa" w:w="60"/>
+                    <w:right w:type="dxa" w:w="120"/>
+                  </w:tcMar>
+                  <w:vAlign w:val="top"/>
+                </w:tcPr>
+                <w:p>
+                  <w:pPr>
+                    <w:keepNext w:val="false"/>
+                    <w:spacing w:after="40" w:before="0"/>
+                    <w:jc w:val="left"/>
+                  </w:pPr>
+                  <w:r>
+                    <w:rPr>
+                      <w:rFonts w:ascii="Arial" w:cs="Arial" w:eastAsia="Arial" w:hAnsi="Arial"/>
+                      <w:b w:val="false"/>
+                      <w:bCs w:val="false"/>
+                      <w:i w:val="false"/>
+                      <w:iCs w:val="false"/>
+                      <w:color w:val="000000"/>
+                      <w:sz w:val="18"/>
+                      <w:szCs w:val="18"/>
+                    </w:rPr>
+                    <w:t xml:space="preserve">0</w:t>
+                  </w:r>
+                </w:p>
+              </w:tc>
+              <w:tc>
+                <w:tcPr>
+                  <w:tcW w:type="dxa" w:w="3330"/>
+                  <w:shd w:fill="FFFFFF" w:color="auto" w:val="clear"/>
+                  <w:tcMar>
+                    <w:top w:type="dxa" w:w="60"/>
+                    <w:left w:type="dxa" w:w="120"/>
+                    <w:bottom w:type="dxa" w:w="60"/>
+                    <w:right w:type="dxa" w:w="120"/>
+                  </w:tcMar>
+                  <w:vAlign w:val="top"/>
+                </w:tcPr>
+                <w:p>
+                  <w:pPr>
+                    <w:keepNext w:val="false"/>
+                    <w:spacing w:after="40" w:before="0"/>
+                    <w:jc w:val="left"/>
+                  </w:pPr>
+                  <w:r>
+                    <w:rPr>
+                      <w:rFonts w:ascii="Arial" w:cs="Arial" w:eastAsia="Arial" w:hAnsi="Arial"/>
+                      <w:b w:val="false"/>
+                      <w:bCs w:val="false"/>
+                      <w:i w:val="false"/>
+                      <w:iCs w:val="false"/>
+                      <w:color w:val="000000"/>
+                      <w:sz w:val="18"/>
+                      <w:szCs w:val="18"/>
+                    </w:rPr>
+                    <w:t xml:space="preserve">0</w:t>
+                  </w:r>
+                </w:p>
+              </w:tc>
+            </w:tr>
+            <w:tr>
+              <w:tc>
+                <w:tcPr>
+                  <w:tcW w:type="dxa" w:w="3330"/>
+                  <w:shd w:fill="FFFFFF" w:color="auto" w:val="clear"/>
+                  <w:tcMar>
+                    <w:top w:type="dxa" w:w="60"/>
+                    <w:left w:type="dxa" w:w="120"/>
+                    <w:bottom w:type="dxa" w:w="60"/>
+                    <w:right w:type="dxa" w:w="120"/>
+                  </w:tcMar>
+                  <w:vAlign w:val="top"/>
+                </w:tcPr>
+                <w:p>
+                  <w:pPr>
+                    <w:keepNext w:val="false"/>
+                    <w:spacing w:after="40" w:before="0"/>
+                    <w:jc w:val="left"/>
+                  </w:pPr>
+                  <w:r>
+                    <w:rPr>
+                      <w:rFonts w:ascii="Arial" w:cs="Arial" w:eastAsia="Arial" w:hAnsi="Arial"/>
+                      <w:b w:val="false"/>
+                      <w:bCs w:val="false"/>
+                      <w:i w:val="false"/>
+                      <w:iCs w:val="false"/>
+                      <w:color w:val="000000"/>
+                      <w:sz w:val="18"/>
+                      <w:szCs w:val="18"/>
+                    </w:rPr>
+                    <w:t xml:space="preserve">1</w:t>
+                  </w:r>
+                </w:p>
+              </w:tc>
+              <w:tc>
+                <w:tcPr>
+                  <w:tcW w:type="dxa" w:w="3330"/>
+                  <w:shd w:fill="FFFFFF" w:color="auto" w:val="clear"/>
+                  <w:tcMar>
+                    <w:top w:type="dxa" w:w="60"/>
+                    <w:left w:type="dxa" w:w="120"/>
+                    <w:bottom w:type="dxa" w:w="60"/>
+                    <w:right w:type="dxa" w:w="120"/>
+                  </w:tcMar>
+                  <w:vAlign w:val="top"/>
+                </w:tcPr>
+                <w:p>
+                  <w:pPr>
+                    <w:keepNext w:val="false"/>
+                    <w:spacing w:after="40" w:before="0"/>
+                    <w:jc w:val="left"/>
+                  </w:pPr>
+                  <w:r>
+                    <w:rPr>
+                      <w:rFonts w:ascii="Arial" w:cs="Arial" w:eastAsia="Arial" w:hAnsi="Arial"/>
+                      <w:b w:val="false"/>
+                      <w:bCs w:val="false"/>
+                      <w:i w:val="false"/>
+                      <w:iCs w:val="false"/>
+                      <w:color w:val="000000"/>
+                      <w:sz w:val="18"/>
+                      <w:szCs w:val="18"/>
+                    </w:rPr>
+                    <w:t xml:space="preserve">22</w:t>
+                  </w:r>
+                </w:p>
+              </w:tc>
+              <w:tc>
+                <w:tcPr>
+                  <w:tcW w:type="dxa" w:w="3330"/>
+                  <w:shd w:fill="FFFFFF" w:color="auto" w:val="clear"/>
+                  <w:tcMar>
+                    <w:top w:type="dxa" w:w="60"/>
+                    <w:left w:type="dxa" w:w="120"/>
+                    <w:bottom w:type="dxa" w:w="60"/>
+                    <w:right w:type="dxa" w:w="120"/>
+                  </w:tcMar>
+                  <w:vAlign w:val="top"/>
+                </w:tcPr>
+                <w:p>
+                  <w:pPr>
+                    <w:keepNext w:val="false"/>
+                    <w:spacing w:after="40" w:before="0"/>
+                    <w:jc w:val="left"/>
+                  </w:pPr>
+                  <w:r>
+                    <w:rPr>
+                      <w:rFonts w:ascii="Arial" w:cs="Arial" w:eastAsia="Arial" w:hAnsi="Arial"/>
+                      <w:b w:val="false"/>
+                      <w:bCs w:val="false"/>
+                      <w:i w:val="false"/>
+                      <w:iCs w:val="false"/>
+                      <w:color w:val="000000"/>
+                      <w:sz w:val="18"/>
+                      <w:szCs w:val="18"/>
+                    </w:rPr>
+                    <w:t xml:space="preserve">21</w:t>
+                  </w:r>
+                </w:p>
+              </w:tc>
+              <w:tc>
+                <w:tcPr>
+                  <w:tcW w:type="dxa" w:w="3330"/>
+                  <w:shd w:fill="FFFFFF" w:color="auto" w:val="clear"/>
+                  <w:tcMar>
+                    <w:top w:type="dxa" w:w="60"/>
+                    <w:left w:type="dxa" w:w="120"/>
+                    <w:bottom w:type="dxa" w:w="60"/>
+                    <w:right w:type="dxa" w:w="120"/>
+                  </w:tcMar>
+                  <w:vAlign w:val="top"/>
+                </w:tcPr>
+                <w:p>
+                  <w:pPr>
+                    <w:keepNext w:val="false"/>
+                    <w:spacing w:after="40" w:before="0"/>
+                    <w:jc w:val="left"/>
+                  </w:pPr>
+                  <w:r>
+                    <w:rPr>
+                      <w:rFonts w:ascii="Arial" w:cs="Arial" w:eastAsia="Arial" w:hAnsi="Arial"/>
+                      <w:b w:val="false"/>
+                      <w:bCs w:val="false"/>
+                      <w:i w:val="false"/>
+                      <w:iCs w:val="false"/>
+                      <w:color w:val="000000"/>
+                      <w:sz w:val="18"/>
+                      <w:szCs w:val="18"/>
+                    </w:rPr>
+                    <w:t xml:space="preserve">20</w:t>
+                  </w:r>
+                </w:p>
+              </w:tc>
+            </w:tr>
+            <w:tr>
+              <w:tc>
+                <w:tcPr>
+                  <w:tcW w:type="dxa" w:w="3330"/>
+                  <w:shd w:fill="FFFFFF" w:color="auto" w:val="clear"/>
+                  <w:tcMar>
+                    <w:top w:type="dxa" w:w="60"/>
+                    <w:left w:type="dxa" w:w="120"/>
+                    <w:bottom w:type="dxa" w:w="60"/>
+                    <w:right w:type="dxa" w:w="120"/>
+                  </w:tcMar>
+                  <w:vAlign w:val="top"/>
+                </w:tcPr>
+                <w:p>
+                  <w:pPr>
+                    <w:keepNext w:val="false"/>
+                    <w:spacing w:after="40" w:before="0"/>
+                    <w:jc w:val="left"/>
+                  </w:pPr>
+                  <w:r>
+                    <w:rPr>
+                      <w:rFonts w:ascii="Arial" w:cs="Arial" w:eastAsia="Arial" w:hAnsi="Arial"/>
+                      <w:b w:val="false"/>
+                      <w:bCs w:val="false"/>
+                      <w:i w:val="false"/>
+                      <w:iCs w:val="false"/>
+                      <w:color w:val="000000"/>
+                      <w:sz w:val="18"/>
+                      <w:szCs w:val="18"/>
+                    </w:rPr>
+                    <w:t xml:space="preserve">2</w:t>
+                  </w:r>
+                </w:p>
+              </w:tc>
+              <w:tc>
+                <w:tcPr>
+                  <w:tcW w:type="dxa" w:w="3330"/>
+                  <w:shd w:fill="FFFFFF" w:color="auto" w:val="clear"/>
+                  <w:tcMar>
+                    <w:top w:type="dxa" w:w="60"/>
+                    <w:left w:type="dxa" w:w="120"/>
+                    <w:bottom w:type="dxa" w:w="60"/>
+                    <w:right w:type="dxa" w:w="120"/>
+                  </w:tcMar>
+                  <w:vAlign w:val="top"/>
+                </w:tcPr>
+                <w:p>
+                  <w:pPr>
+                    <w:keepNext w:val="false"/>
+                    <w:spacing w:after="40" w:before="0"/>
+                    <w:jc w:val="left"/>
+                  </w:pPr>
+                  <w:r>
+                    <w:rPr>
+                      <w:rFonts w:ascii="Arial" w:cs="Arial" w:eastAsia="Arial" w:hAnsi="Arial"/>
+                      <w:b w:val="false"/>
+                      <w:bCs w:val="false"/>
+                      <w:i w:val="false"/>
+                      <w:iCs w:val="false"/>
+                      <w:color w:val="000000"/>
+                      <w:sz w:val="18"/>
+                      <w:szCs w:val="18"/>
+                    </w:rPr>
+                    <w:t xml:space="preserve">24</w:t>
+                  </w:r>
+                </w:p>
+              </w:tc>
+              <w:tc>
+                <w:tcPr>
+                  <w:tcW w:type="dxa" w:w="3330"/>
+                  <w:shd w:fill="FFFFFF" w:color="auto" w:val="clear"/>
+                  <w:tcMar>
+                    <w:top w:type="dxa" w:w="60"/>
+                    <w:left w:type="dxa" w:w="120"/>
+                    <w:bottom w:type="dxa" w:w="60"/>
+                    <w:right w:type="dxa" w:w="120"/>
+                  </w:tcMar>
+                  <w:vAlign w:val="top"/>
+                </w:tcPr>
+                <w:p>
+                  <w:pPr>
+                    <w:keepNext w:val="false"/>
+                    <w:spacing w:after="40" w:before="0"/>
+                    <w:jc w:val="left"/>
+                  </w:pPr>
+                  <w:r>
+                    <w:rPr>
+                      <w:rFonts w:ascii="Arial" w:cs="Arial" w:eastAsia="Arial" w:hAnsi="Arial"/>
+                      <w:b w:val="false"/>
+                      <w:bCs w:val="false"/>
+                      <w:i w:val="false"/>
+                      <w:iCs w:val="false"/>
+                      <w:color w:val="000000"/>
+                      <w:sz w:val="18"/>
+                      <w:szCs w:val="18"/>
+                    </w:rPr>
+                    <w:t xml:space="preserve">44</w:t>
+                  </w:r>
+                </w:p>
+              </w:tc>
+              <w:tc>
+                <w:tcPr>
+                  <w:tcW w:type="dxa" w:w="3330"/>
+                  <w:shd w:fill="FFFFFF" w:color="auto" w:val="clear"/>
+                  <w:tcMar>
+                    <w:top w:type="dxa" w:w="60"/>
+                    <w:left w:type="dxa" w:w="120"/>
+                    <w:bottom w:type="dxa" w:w="60"/>
+                    <w:right w:type="dxa" w:w="120"/>
+                  </w:tcMar>
+                  <w:vAlign w:val="top"/>
+                </w:tcPr>
+                <w:p>
+                  <w:pPr>
+                    <w:keepNext w:val="false"/>
+                    <w:spacing w:after="40" w:before="0"/>
+                    <w:jc w:val="left"/>
+                  </w:pPr>
+                  <w:r>
+                    <w:rPr>
+                      <w:rFonts w:ascii="Arial" w:cs="Arial" w:eastAsia="Arial" w:hAnsi="Arial"/>
+                      <w:b w:val="false"/>
+                      <w:bCs w:val="false"/>
+                      <w:i w:val="false"/>
+                      <w:iCs w:val="false"/>
+                      <w:color w:val="000000"/>
+                      <w:sz w:val="18"/>
+                      <w:szCs w:val="18"/>
+                    </w:rPr>
+                    <w:t xml:space="preserve">40</w:t>
+                  </w:r>
+                </w:p>
+              </w:tc>
+            </w:tr>
+            <w:tr>
+              <w:tc>
+                <w:tcPr>
+                  <w:tcW w:type="dxa" w:w="3330"/>
+                  <w:shd w:fill="FFFFFF" w:color="auto" w:val="clear"/>
+                  <w:tcMar>
+                    <w:top w:type="dxa" w:w="60"/>
+                    <w:left w:type="dxa" w:w="120"/>
+                    <w:bottom w:type="dxa" w:w="60"/>
+                    <w:right w:type="dxa" w:w="120"/>
+                  </w:tcMar>
+                  <w:vAlign w:val="top"/>
+                </w:tcPr>
+                <w:p>
+                  <w:pPr>
+                    <w:keepNext w:val="false"/>
+                    <w:spacing w:after="40" w:before="0"/>
+                    <w:jc w:val="left"/>
+                  </w:pPr>
+                  <w:r>
+                    <w:rPr>
+                      <w:rFonts w:ascii="Arial" w:cs="Arial" w:eastAsia="Arial" w:hAnsi="Arial"/>
+                      <w:b w:val="false"/>
+                      <w:bCs w:val="false"/>
+                      <w:i w:val="false"/>
+                      <w:iCs w:val="false"/>
+                      <w:color w:val="000000"/>
+                      <w:sz w:val="18"/>
+                      <w:szCs w:val="18"/>
+                    </w:rPr>
+                    <w:t xml:space="preserve">3</w:t>
+                  </w:r>
+                </w:p>
+              </w:tc>
+              <w:tc>
+                <w:tcPr>
+                  <w:tcW w:type="dxa" w:w="3330"/>
+                  <w:shd w:fill="FFFFFF" w:color="auto" w:val="clear"/>
+                  <w:tcMar>
+                    <w:top w:type="dxa" w:w="60"/>
+                    <w:left w:type="dxa" w:w="120"/>
+                    <w:bottom w:type="dxa" w:w="60"/>
+                    <w:right w:type="dxa" w:w="120"/>
+                  </w:tcMar>
+                  <w:vAlign w:val="top"/>
+                </w:tcPr>
+                <w:p>
+                  <w:pPr>
+                    <w:keepNext w:val="false"/>
+                    <w:spacing w:after="40" w:before="0"/>
+                    <w:jc w:val="left"/>
+                  </w:pPr>
+                  <w:r>
+                    <w:rPr>
+                      <w:rFonts w:ascii="Arial" w:cs="Arial" w:eastAsia="Arial" w:hAnsi="Arial"/>
+                      <w:b w:val="false"/>
+                      <w:bCs w:val="false"/>
+                      <w:i w:val="false"/>
+                      <w:iCs w:val="false"/>
+                      <w:color w:val="000000"/>
+                      <w:sz w:val="18"/>
+                      <w:szCs w:val="18"/>
+                    </w:rPr>
+                    <w:t xml:space="preserve">26</w:t>
+                  </w:r>
+                </w:p>
+              </w:tc>
+              <w:tc>
+                <w:tcPr>
+                  <w:tcW w:type="dxa" w:w="3330"/>
+                  <w:shd w:fill="FFFFFF" w:color="auto" w:val="clear"/>
+                  <w:tcMar>
+                    <w:top w:type="dxa" w:w="60"/>
+                    <w:left w:type="dxa" w:w="120"/>
+                    <w:bottom w:type="dxa" w:w="60"/>
+                    <w:right w:type="dxa" w:w="120"/>
+                  </w:tcMar>
+                  <w:vAlign w:val="top"/>
+                </w:tcPr>
+                <w:p>
+                  <w:pPr>
+                    <w:keepNext w:val="false"/>
+                    <w:spacing w:after="40" w:before="0"/>
+                    <w:jc w:val="left"/>
+                  </w:pPr>
+                  <w:r>
+                    <w:rPr>
+                      <w:rFonts w:ascii="Arial" w:cs="Arial" w:eastAsia="Arial" w:hAnsi="Arial"/>
+                      <w:b w:val="false"/>
+                      <w:bCs w:val="false"/>
+                      <w:i w:val="false"/>
+                      <w:iCs w:val="false"/>
+                      <w:color w:val="000000"/>
+                      <w:sz w:val="18"/>
+                      <w:szCs w:val="18"/>
+                    </w:rPr>
+                    <w:t xml:space="preserve">69</w:t>
+                  </w:r>
+                </w:p>
+              </w:tc>
+              <w:tc>
+                <w:tcPr>
+                  <w:tcW w:type="dxa" w:w="3330"/>
+                  <w:shd w:fill="FFFFFF" w:color="auto" w:val="clear"/>
+                  <w:tcMar>
+                    <w:top w:type="dxa" w:w="60"/>
+                    <w:left w:type="dxa" w:w="120"/>
+                    <w:bottom w:type="dxa" w:w="60"/>
+                    <w:right w:type="dxa" w:w="120"/>
+                  </w:tcMar>
+                  <w:vAlign w:val="top"/>
+                </w:tcPr>
+                <w:p>
+                  <w:pPr>
+                    <w:keepNext w:val="false"/>
+                    <w:spacing w:after="40" w:before="0"/>
+                    <w:jc w:val="left"/>
+                  </w:pPr>
+                  <w:r>
+                    <w:rPr>
+                      <w:rFonts w:ascii="Arial" w:cs="Arial" w:eastAsia="Arial" w:hAnsi="Arial"/>
+                      <w:b w:val="false"/>
+                      <w:bCs w:val="false"/>
+                      <w:i w:val="false"/>
+                      <w:iCs w:val="false"/>
+                      <w:color w:val="000000"/>
+                      <w:sz w:val="18"/>
+                      <w:szCs w:val="18"/>
+                    </w:rPr>
+                    <w:t xml:space="preserve">60</w:t>
+                  </w:r>
+                </w:p>
+              </w:tc>
+            </w:tr>
+            <w:tr>
+              <w:tc>
+                <w:tcPr>
+                  <w:tcW w:type="dxa" w:w="3330"/>
+                  <w:shd w:fill="FFFFFF" w:color="auto" w:val="clear"/>
+                  <w:tcMar>
+                    <w:top w:type="dxa" w:w="60"/>
+                    <w:left w:type="dxa" w:w="120"/>
+                    <w:bottom w:type="dxa" w:w="60"/>
+                    <w:right w:type="dxa" w:w="120"/>
+                  </w:tcMar>
+                  <w:vAlign w:val="top"/>
+                </w:tcPr>
+                <w:p>
+                  <w:pPr>
+                    <w:keepNext w:val="false"/>
+                    <w:spacing w:after="40" w:before="0"/>
+                    <w:jc w:val="left"/>
+                  </w:pPr>
+                  <w:r>
+                    <w:rPr>
+                      <w:rFonts w:ascii="Arial" w:cs="Arial" w:eastAsia="Arial" w:hAnsi="Arial"/>
+                      <w:b w:val="false"/>
+                      <w:bCs w:val="false"/>
+                      <w:i w:val="false"/>
+                      <w:iCs w:val="false"/>
+                      <w:color w:val="000000"/>
+                      <w:sz w:val="18"/>
+                      <w:szCs w:val="18"/>
+                    </w:rPr>
+                    <w:t xml:space="preserve">4</w:t>
+                  </w:r>
+                </w:p>
+              </w:tc>
+              <w:tc>
+                <w:tcPr>
+                  <w:tcW w:type="dxa" w:w="3330"/>
+                  <w:shd w:fill="FFFFFF" w:color="auto" w:val="clear"/>
+                  <w:tcMar>
+                    <w:top w:type="dxa" w:w="60"/>
+                    <w:left w:type="dxa" w:w="120"/>
+                    <w:bottom w:type="dxa" w:w="60"/>
+                    <w:right w:type="dxa" w:w="120"/>
+                  </w:tcMar>
+                  <w:vAlign w:val="top"/>
+                </w:tcPr>
+                <w:p>
+                  <w:pPr>
+                    <w:keepNext w:val="false"/>
+                    <w:spacing w:after="40" w:before="0"/>
+                    <w:jc w:val="left"/>
+                  </w:pPr>
+                  <w:r>
+                    <w:rPr>
+                      <w:rFonts w:ascii="Arial" w:cs="Arial" w:eastAsia="Arial" w:hAnsi="Arial"/>
+                      <w:b w:val="false"/>
+                      <w:bCs w:val="false"/>
+                      <w:i w:val="false"/>
+                      <w:iCs w:val="false"/>
+                      <w:color w:val="000000"/>
+                      <w:sz w:val="18"/>
+                      <w:szCs w:val="18"/>
+                    </w:rPr>
+                    <w:t xml:space="preserve">28</w:t>
+                  </w:r>
+                </w:p>
+              </w:tc>
+              <w:tc>
+                <w:tcPr>
+                  <w:tcW w:type="dxa" w:w="3330"/>
+                  <w:shd w:fill="FFFFFF" w:color="auto" w:val="clear"/>
+                  <w:tcMar>
+                    <w:top w:type="dxa" w:w="60"/>
+                    <w:left w:type="dxa" w:w="120"/>
+                    <w:bottom w:type="dxa" w:w="60"/>
+                    <w:right w:type="dxa" w:w="120"/>
+                  </w:tcMar>
+                  <w:vAlign w:val="top"/>
+                </w:tcPr>
+                <w:p>
+                  <w:pPr>
+                    <w:keepNext w:val="false"/>
+                    <w:spacing w:after="40" w:before="0"/>
+                    <w:jc w:val="left"/>
+                  </w:pPr>
+                  <w:r>
+                    <w:rPr>
+                      <w:rFonts w:ascii="Arial" w:cs="Arial" w:eastAsia="Arial" w:hAnsi="Arial"/>
+                      <w:b w:val="false"/>
+                      <w:bCs w:val="false"/>
+                      <w:i w:val="false"/>
+                      <w:iCs w:val="false"/>
+                      <w:color w:val="000000"/>
+                      <w:sz w:val="18"/>
+                      <w:szCs w:val="18"/>
+                    </w:rPr>
+                    <w:t xml:space="preserve">96</w:t>
+                  </w:r>
+                </w:p>
+              </w:tc>
+              <w:tc>
+                <w:tcPr>
+                  <w:tcW w:type="dxa" w:w="3330"/>
+                  <w:shd w:fill="FFFFFF" w:color="auto" w:val="clear"/>
+                  <w:tcMar>
+                    <w:top w:type="dxa" w:w="60"/>
+                    <w:left w:type="dxa" w:w="120"/>
+                    <w:bottom w:type="dxa" w:w="60"/>
+                    <w:right w:type="dxa" w:w="120"/>
+                  </w:tcMar>
+                  <w:vAlign w:val="top"/>
+                </w:tcPr>
+                <w:p>
+                  <w:pPr>
+                    <w:keepNext w:val="false"/>
+                    <w:spacing w:after="40" w:before="0"/>
+                    <w:jc w:val="left"/>
+                  </w:pPr>
+                  <w:r>
+                    <w:rPr>
+                      <w:rFonts w:ascii="Arial" w:cs="Arial" w:eastAsia="Arial" w:hAnsi="Arial"/>
+                      <w:b w:val="false"/>
+                      <w:bCs w:val="false"/>
+                      <w:i w:val="false"/>
+                      <w:iCs w:val="false"/>
+                      <w:color w:val="000000"/>
+                      <w:sz w:val="18"/>
+                      <w:szCs w:val="18"/>
+                    </w:rPr>
+                    <w:t xml:space="preserve">80</w:t>
+                  </w:r>
+                </w:p>
+              </w:tc>
+            </w:tr>
+            <w:tr>
+              <w:tc>
+                <w:tcPr>
+                  <w:tcW w:type="dxa" w:w="3330"/>
+                  <w:shd w:fill="FFFFFF" w:color="auto" w:val="clear"/>
+                  <w:tcMar>
+                    <w:top w:type="dxa" w:w="60"/>
+                    <w:left w:type="dxa" w:w="120"/>
+                    <w:bottom w:type="dxa" w:w="60"/>
+                    <w:right w:type="dxa" w:w="120"/>
+                  </w:tcMar>
+                  <w:vAlign w:val="top"/>
+                </w:tcPr>
+                <w:p>
+                  <w:pPr>
+                    <w:keepNext w:val="false"/>
+                    <w:spacing w:after="40" w:before="0"/>
+                    <w:jc w:val="left"/>
+                  </w:pPr>
+                  <w:r>
+                    <w:rPr>
+                      <w:rFonts w:ascii="Arial" w:cs="Arial" w:eastAsia="Arial" w:hAnsi="Arial"/>
+                      <w:b w:val="false"/>
+                      <w:bCs w:val="false"/>
+                      <w:i w:val="false"/>
+                      <w:iCs w:val="false"/>
+                      <w:color w:val="000000"/>
+                      <w:sz w:val="18"/>
+                      <w:szCs w:val="18"/>
+                    </w:rPr>
+                    <w:t xml:space="preserve">5</w:t>
+                  </w:r>
+                </w:p>
+              </w:tc>
+              <w:tc>
+                <w:tcPr>
+                  <w:tcW w:type="dxa" w:w="3330"/>
+                  <w:shd w:fill="FFFFFF" w:color="auto" w:val="clear"/>
+                  <w:tcMar>
+                    <w:top w:type="dxa" w:w="60"/>
+                    <w:left w:type="dxa" w:w="120"/>
+                    <w:bottom w:type="dxa" w:w="60"/>
+                    <w:right w:type="dxa" w:w="120"/>
+                  </w:tcMar>
+                  <w:vAlign w:val="top"/>
+                </w:tcPr>
+                <w:p>
+                  <w:pPr>
+                    <w:keepNext w:val="false"/>
+                    <w:spacing w:after="40" w:before="0"/>
+                    <w:jc w:val="left"/>
+                  </w:pPr>
+                  <w:r>
+                    <w:rPr>
+                      <w:rFonts w:ascii="Arial" w:cs="Arial" w:eastAsia="Arial" w:hAnsi="Arial"/>
+                      <w:b w:val="false"/>
+                      <w:bCs w:val="false"/>
+                      <w:i w:val="false"/>
+                      <w:iCs w:val="false"/>
+                      <w:color w:val="000000"/>
+                      <w:sz w:val="18"/>
+                      <w:szCs w:val="18"/>
+                    </w:rPr>
+                    <w:t xml:space="preserve">30</w:t>
+                  </w:r>
+                </w:p>
+              </w:tc>
+              <w:tc>
+                <w:tcPr>
+                  <w:tcW w:type="dxa" w:w="3330"/>
+                  <w:shd w:fill="FFFFFF" w:color="auto" w:val="clear"/>
+                  <w:tcMar>
+                    <w:top w:type="dxa" w:w="60"/>
+                    <w:left w:type="dxa" w:w="120"/>
+                    <w:bottom w:type="dxa" w:w="60"/>
+                    <w:right w:type="dxa" w:w="120"/>
+                  </w:tcMar>
+                  <w:vAlign w:val="top"/>
+                </w:tcPr>
+                <w:p>
+                  <w:pPr>
+                    <w:keepNext w:val="false"/>
+                    <w:spacing w:after="40" w:before="0"/>
+                    <w:jc w:val="left"/>
+                  </w:pPr>
+                  <w:r>
+                    <w:rPr>
+                      <w:rFonts w:ascii="Arial" w:cs="Arial" w:eastAsia="Arial" w:hAnsi="Arial"/>
+                      <w:b w:val="false"/>
+                      <w:bCs w:val="false"/>
+                      <w:i w:val="false"/>
+                      <w:iCs w:val="false"/>
+                      <w:color w:val="000000"/>
+                      <w:sz w:val="18"/>
+                      <w:szCs w:val="18"/>
+                    </w:rPr>
+                    <w:t xml:space="preserve">125</w:t>
+                  </w:r>
+                </w:p>
+              </w:tc>
+              <w:tc>
+                <w:tcPr>
+                  <w:tcW w:type="dxa" w:w="3330"/>
+                  <w:shd w:fill="FFFFFF" w:color="auto" w:val="clear"/>
+                  <w:tcMar>
+                    <w:top w:type="dxa" w:w="60"/>
+                    <w:left w:type="dxa" w:w="120"/>
+                    <w:bottom w:type="dxa" w:w="60"/>
+                    <w:right w:type="dxa" w:w="120"/>
+                  </w:tcMar>
+                  <w:vAlign w:val="top"/>
+                </w:tcPr>
+                <w:p>
+                  <w:pPr>
+                    <w:keepNext w:val="false"/>
+                    <w:spacing w:after="40" w:before="0"/>
+                    <w:jc w:val="left"/>
+                  </w:pPr>
+                  <w:r>
+                    <w:rPr>
+                      <w:rFonts w:ascii="Arial" w:cs="Arial" w:eastAsia="Arial" w:hAnsi="Arial"/>
+                      <w:b w:val="false"/>
+                      <w:bCs w:val="false"/>
+                      <w:i w:val="false"/>
+                      <w:iCs w:val="false"/>
+                      <w:color w:val="000000"/>
+                      <w:sz w:val="18"/>
+                      <w:szCs w:val="18"/>
+                    </w:rPr>
+                    <w:t xml:space="preserve">100</w:t>
+                  </w:r>
+                </w:p>
+              </w:tc>
+            </w:tr>
+            <w:tr>
+              <w:tc>
+                <w:tcPr>
+                  <w:tcW w:type="dxa" w:w="3330"/>
+                  <w:shd w:fill="FFFFFF" w:color="auto" w:val="clear"/>
+                  <w:tcMar>
+                    <w:top w:type="dxa" w:w="60"/>
+                    <w:left w:type="dxa" w:w="120"/>
+                    <w:bottom w:type="dxa" w:w="60"/>
+                    <w:right w:type="dxa" w:w="120"/>
+                  </w:tcMar>
+                  <w:vAlign w:val="top"/>
+                </w:tcPr>
+                <w:p>
+                  <w:pPr>
+                    <w:keepNext w:val="false"/>
+                    <w:spacing w:after="40" w:before="0"/>
+                    <w:jc w:val="left"/>
+                  </w:pPr>
+                  <w:r>
+                    <w:rPr>
+                      <w:rFonts w:ascii="Arial" w:cs="Arial" w:eastAsia="Arial" w:hAnsi="Arial"/>
+                      <w:b w:val="false"/>
+                      <w:bCs w:val="false"/>
+                      <w:i w:val="false"/>
+                      <w:iCs w:val="false"/>
+                      <w:color w:val="000000"/>
+                      <w:sz w:val="18"/>
+                      <w:szCs w:val="18"/>
+                    </w:rPr>
+                    <w:t xml:space="preserve">6</w:t>
+                  </w:r>
+                </w:p>
+              </w:tc>
+              <w:tc>
+                <w:tcPr>
+                  <w:tcW w:type="dxa" w:w="3330"/>
+                  <w:shd w:fill="FFFFFF" w:color="auto" w:val="clear"/>
+                  <w:tcMar>
+                    <w:top w:type="dxa" w:w="60"/>
+                    <w:left w:type="dxa" w:w="120"/>
+                    <w:bottom w:type="dxa" w:w="60"/>
+                    <w:right w:type="dxa" w:w="120"/>
+                  </w:tcMar>
+                  <w:vAlign w:val="top"/>
+                </w:tcPr>
+                <w:p>
+                  <w:pPr>
+                    <w:keepNext w:val="false"/>
+                    <w:spacing w:after="40" w:before="0"/>
+                    <w:jc w:val="left"/>
+                  </w:pPr>
+                  <w:r>
+                    <w:rPr>
+                      <w:rFonts w:ascii="Arial" w:cs="Arial" w:eastAsia="Arial" w:hAnsi="Arial"/>
+                      <w:b w:val="false"/>
+                      <w:bCs w:val="false"/>
+                      <w:i w:val="false"/>
+                      <w:iCs w:val="false"/>
+                      <w:color w:val="000000"/>
+                      <w:sz w:val="18"/>
+                      <w:szCs w:val="18"/>
+                    </w:rPr>
+                    <w:t xml:space="preserve">30</w:t>
+                  </w:r>
+                </w:p>
+              </w:tc>
+              <w:tc>
+                <w:tcPr>
+                  <w:tcW w:type="dxa" w:w="3330"/>
+                  <w:shd w:fill="FFFFFF" w:color="auto" w:val="clear"/>
+                  <w:tcMar>
+                    <w:top w:type="dxa" w:w="60"/>
+                    <w:left w:type="dxa" w:w="120"/>
+                    <w:bottom w:type="dxa" w:w="60"/>
+                    <w:right w:type="dxa" w:w="120"/>
+                  </w:tcMar>
+                  <w:vAlign w:val="top"/>
+                </w:tcPr>
+                <w:p>
+                  <w:pPr>
+                    <w:keepNext w:val="false"/>
+                    <w:spacing w:after="40" w:before="0"/>
+                    <w:jc w:val="left"/>
+                  </w:pPr>
+                  <w:r>
+                    <w:rPr>
+                      <w:rFonts w:ascii="Arial" w:cs="Arial" w:eastAsia="Arial" w:hAnsi="Arial"/>
+                      <w:b w:val="false"/>
+                      <w:bCs w:val="false"/>
+                      <w:i w:val="false"/>
+                      <w:iCs w:val="false"/>
+                      <w:color w:val="000000"/>
+                      <w:sz w:val="18"/>
+                      <w:szCs w:val="18"/>
+                    </w:rPr>
+                    <w:t xml:space="preserve">155</w:t>
+                  </w:r>
+                </w:p>
+              </w:tc>
+              <w:tc>
+                <w:tcPr>
+                  <w:tcW w:type="dxa" w:w="3330"/>
+                  <w:shd w:fill="FFFFFF" w:color="auto" w:val="clear"/>
+                  <w:tcMar>
+                    <w:top w:type="dxa" w:w="60"/>
+                    <w:left w:type="dxa" w:w="120"/>
+                    <w:bottom w:type="dxa" w:w="60"/>
+                    <w:right w:type="dxa" w:w="120"/>
+                  </w:tcMar>
+                  <w:vAlign w:val="top"/>
+                </w:tcPr>
+                <w:p>
+                  <w:pPr>
+                    <w:keepNext w:val="false"/>
+                    <w:spacing w:after="40" w:before="0"/>
+                    <w:jc w:val="left"/>
+                  </w:pPr>
+                  <w:r>
+                    <w:rPr>
+                      <w:rFonts w:ascii="Arial" w:cs="Arial" w:eastAsia="Arial" w:hAnsi="Arial"/>
+                      <w:b w:val="false"/>
+                      <w:bCs w:val="false"/>
+                      <w:i w:val="false"/>
+                      <w:iCs w:val="false"/>
+                      <w:color w:val="000000"/>
+                      <w:sz w:val="18"/>
+                      <w:szCs w:val="18"/>
+                    </w:rPr>
+                    <w:t xml:space="preserve">120</w:t>
+                  </w:r>
+                </w:p>
+              </w:tc>
+            </w:tr>
+            <w:tr>
+              <w:tc>
+                <w:tcPr>
+                  <w:tcW w:type="dxa" w:w="3330"/>
+                  <w:shd w:fill="FFFFFF" w:color="auto" w:val="clear"/>
+                  <w:tcMar>
+                    <w:top w:type="dxa" w:w="60"/>
+                    <w:left w:type="dxa" w:w="120"/>
+                    <w:bottom w:type="dxa" w:w="60"/>
+                    <w:right w:type="dxa" w:w="120"/>
+                  </w:tcMar>
+                  <w:vAlign w:val="top"/>
+                </w:tcPr>
+                <w:p>
+                  <w:pPr>
+                    <w:keepNext w:val="false"/>
+                    <w:spacing w:after="40" w:before="0"/>
+                    <w:jc w:val="left"/>
+                  </w:pPr>
+                  <w:r>
+                    <w:rPr>
+                      <w:rFonts w:ascii="Arial" w:cs="Arial" w:eastAsia="Arial" w:hAnsi="Arial"/>
+                      <w:b w:val="false"/>
+                      <w:bCs w:val="false"/>
+                      <w:i w:val="false"/>
+                      <w:iCs w:val="false"/>
+                      <w:color w:val="000000"/>
+                      <w:sz w:val="18"/>
+                      <w:szCs w:val="18"/>
+                    </w:rPr>
+                    <w:t xml:space="preserve">7</w:t>
+                  </w:r>
+                </w:p>
+              </w:tc>
+              <w:tc>
+                <w:tcPr>
+                  <w:tcW w:type="dxa" w:w="3330"/>
+                  <w:shd w:fill="FFFFFF" w:color="auto" w:val="clear"/>
+                  <w:tcMar>
+                    <w:top w:type="dxa" w:w="60"/>
+                    <w:left w:type="dxa" w:w="120"/>
+                    <w:bottom w:type="dxa" w:w="60"/>
+                    <w:right w:type="dxa" w:w="120"/>
+                  </w:tcMar>
+                  <w:vAlign w:val="top"/>
+                </w:tcPr>
+                <w:p>
+                  <w:pPr>
+                    <w:keepNext w:val="false"/>
+                    <w:spacing w:after="40" w:before="0"/>
+                    <w:jc w:val="left"/>
+                  </w:pPr>
+                  <w:r>
+                    <w:rPr>
+                      <w:rFonts w:ascii="Arial" w:cs="Arial" w:eastAsia="Arial" w:hAnsi="Arial"/>
+                      <w:b w:val="false"/>
+                      <w:bCs w:val="false"/>
+                      <w:i w:val="false"/>
+                      <w:iCs w:val="false"/>
+                      <w:color w:val="000000"/>
+                      <w:sz w:val="18"/>
+                      <w:szCs w:val="18"/>
+                    </w:rPr>
+                    <w:t xml:space="preserve">30</w:t>
+                  </w:r>
+                </w:p>
+              </w:tc>
+              <w:tc>
+                <w:tcPr>
+                  <w:tcW w:type="dxa" w:w="3330"/>
+                  <w:shd w:fill="FFFFFF" w:color="auto" w:val="clear"/>
+                  <w:tcMar>
+                    <w:top w:type="dxa" w:w="60"/>
+                    <w:left w:type="dxa" w:w="120"/>
+                    <w:bottom w:type="dxa" w:w="60"/>
+                    <w:right w:type="dxa" w:w="120"/>
+                  </w:tcMar>
+                  <w:vAlign w:val="top"/>
+                </w:tcPr>
+                <w:p>
+                  <w:pPr>
+                    <w:keepNext w:val="false"/>
+                    <w:spacing w:after="40" w:before="0"/>
+                    <w:jc w:val="left"/>
+                  </w:pPr>
+                  <w:r>
+                    <w:rPr>
+                      <w:rFonts w:ascii="Arial" w:cs="Arial" w:eastAsia="Arial" w:hAnsi="Arial"/>
+                      <w:b w:val="false"/>
+                      <w:bCs w:val="false"/>
+                      <w:i w:val="false"/>
+                      <w:iCs w:val="false"/>
+                      <w:color w:val="000000"/>
+                      <w:sz w:val="18"/>
+                      <w:szCs w:val="18"/>
+                    </w:rPr>
+                    <w:t xml:space="preserve">185</w:t>
+                  </w:r>
+                </w:p>
+              </w:tc>
+              <w:tc>
+                <w:tcPr>
+                  <w:tcW w:type="dxa" w:w="3330"/>
+                  <w:shd w:fill="FFFFFF" w:color="auto" w:val="clear"/>
+                  <w:tcMar>
+                    <w:top w:type="dxa" w:w="60"/>
+                    <w:left w:type="dxa" w:w="120"/>
+                    <w:bottom w:type="dxa" w:w="60"/>
+                    <w:right w:type="dxa" w:w="120"/>
+                  </w:tcMar>
+                  <w:vAlign w:val="top"/>
+                </w:tcPr>
+                <w:p>
+                  <w:pPr>
+                    <w:keepNext w:val="false"/>
+                    <w:spacing w:after="40" w:before="0"/>
+                    <w:jc w:val="left"/>
+                  </w:pPr>
+                  <w:r>
+                    <w:rPr>
+                      <w:rFonts w:ascii="Arial" w:cs="Arial" w:eastAsia="Arial" w:hAnsi="Arial"/>
+                      <w:b w:val="false"/>
+                      <w:bCs w:val="false"/>
+                      <w:i w:val="false"/>
+                      <w:iCs w:val="false"/>
+                      <w:color w:val="000000"/>
+                      <w:sz w:val="18"/>
+                      <w:szCs w:val="18"/>
+                    </w:rPr>
+                    <w:t xml:space="preserve">140</w:t>
+                  </w:r>
+                </w:p>
+              </w:tc>
+            </w:tr>
+            <w:tr>
+              <w:tc>
+                <w:tcPr>
+                  <w:tcW w:type="dxa" w:w="3330"/>
+                  <w:shd w:fill="FFFFFF" w:color="auto" w:val="clear"/>
+                  <w:tcMar>
+                    <w:top w:type="dxa" w:w="60"/>
+                    <w:left w:type="dxa" w:w="120"/>
+                    <w:bottom w:type="dxa" w:w="60"/>
+                    <w:right w:type="dxa" w:w="120"/>
+                  </w:tcMar>
+                  <w:vAlign w:val="top"/>
+                </w:tcPr>
+                <w:p>
+                  <w:pPr>
+                    <w:keepNext w:val="false"/>
+                    <w:spacing w:after="40" w:before="0"/>
+                    <w:jc w:val="left"/>
+                  </w:pPr>
+                  <w:r>
+                    <w:rPr>
+                      <w:rFonts w:ascii="Arial" w:cs="Arial" w:eastAsia="Arial" w:hAnsi="Arial"/>
+                      <w:b w:val="false"/>
+                      <w:bCs w:val="false"/>
+                      <w:i w:val="false"/>
+                      <w:iCs w:val="false"/>
+                      <w:color w:val="000000"/>
+                      <w:sz w:val="18"/>
+                      <w:szCs w:val="18"/>
+                    </w:rPr>
+                    <w:t xml:space="preserve">7.5</w:t>
+                  </w:r>
+                </w:p>
+              </w:tc>
+              <w:tc>
+                <w:tcPr>
+                  <w:tcW w:type="dxa" w:w="3330"/>
+                  <w:shd w:fill="FFFFFF" w:color="auto" w:val="clear"/>
+                  <w:tcMar>
+                    <w:top w:type="dxa" w:w="60"/>
+                    <w:left w:type="dxa" w:w="120"/>
+                    <w:bottom w:type="dxa" w:w="60"/>
+                    <w:right w:type="dxa" w:w="120"/>
+                  </w:tcMar>
+                  <w:vAlign w:val="top"/>
+                </w:tcPr>
+                <w:p>
+                  <w:pPr>
+                    <w:keepNext w:val="false"/>
+                    <w:spacing w:after="40" w:before="0"/>
+                    <w:jc w:val="left"/>
+                  </w:pPr>
+                  <w:r>
+                    <w:rPr>
+                      <w:rFonts w:ascii="Arial" w:cs="Arial" w:eastAsia="Arial" w:hAnsi="Arial"/>
+                      <w:b w:val="false"/>
+                      <w:bCs w:val="false"/>
+                      <w:i w:val="false"/>
+                      <w:iCs w:val="false"/>
+                      <w:color w:val="000000"/>
+                      <w:sz w:val="18"/>
+                      <w:szCs w:val="18"/>
+                    </w:rPr>
+                    <w:t xml:space="preserve">30</w:t>
+                  </w:r>
+                </w:p>
+              </w:tc>
+              <w:tc>
+                <w:tcPr>
+                  <w:tcW w:type="dxa" w:w="3330"/>
+                  <w:shd w:fill="FFFFFF" w:color="auto" w:val="clear"/>
+                  <w:tcMar>
+                    <w:top w:type="dxa" w:w="60"/>
+                    <w:left w:type="dxa" w:w="120"/>
+                    <w:bottom w:type="dxa" w:w="60"/>
+                    <w:right w:type="dxa" w:w="120"/>
+                  </w:tcMar>
+                  <w:vAlign w:val="top"/>
+                </w:tcPr>
+                <w:p>
+                  <w:pPr>
+                    <w:keepNext w:val="false"/>
+                    <w:spacing w:after="40" w:before="0"/>
+                    <w:jc w:val="left"/>
+                  </w:pPr>
+                  <w:r>
+                    <w:rPr>
+                      <w:rFonts w:ascii="Arial" w:cs="Arial" w:eastAsia="Arial" w:hAnsi="Arial"/>
+                      <w:b w:val="false"/>
+                      <w:bCs w:val="false"/>
+                      <w:i w:val="false"/>
+                      <w:iCs w:val="false"/>
+                      <w:color w:val="000000"/>
+                      <w:sz w:val="18"/>
+                      <w:szCs w:val="18"/>
+                    </w:rPr>
+                    <w:t xml:space="preserve">200</w:t>
+                  </w:r>
+                </w:p>
+              </w:tc>
+              <w:tc>
+                <w:tcPr>
+                  <w:tcW w:type="dxa" w:w="3330"/>
+                  <w:shd w:fill="FFFFFF" w:color="auto" w:val="clear"/>
+                  <w:tcMar>
+                    <w:top w:type="dxa" w:w="60"/>
+                    <w:left w:type="dxa" w:w="120"/>
+                    <w:bottom w:type="dxa" w:w="60"/>
+                    <w:right w:type="dxa" w:w="120"/>
+                  </w:tcMar>
+                  <w:vAlign w:val="top"/>
+                </w:tcPr>
+                <w:p>
+                  <w:pPr>
+                    <w:keepNext w:val="false"/>
+                    <w:spacing w:after="40" w:before="0"/>
+                    <w:jc w:val="left"/>
+                  </w:pPr>
+                  <w:r>
+                    <w:rPr>
+                      <w:rFonts w:ascii="Arial" w:cs="Arial" w:eastAsia="Arial" w:hAnsi="Arial"/>
+                      <w:b w:val="false"/>
+                      <w:bCs w:val="false"/>
+                      <w:i w:val="false"/>
+                      <w:iCs w:val="false"/>
+                      <w:color w:val="000000"/>
+                      <w:sz w:val="18"/>
+                      <w:szCs w:val="18"/>
+                    </w:rPr>
+                    <w:t xml:space="preserve">150</w:t>
+                  </w:r>
+                </w:p>
+              </w:tc>
+            </w:tr>
+          </w:tbl>
+          <w:p>
+            <w:pPr>
+              <w:keepNext w:val="false"/>
+              <w:spacing w:after="60" w:before="0"/>
               <w:jc w:val="left"/>
             </w:pPr>
             <w:r>
@@ -460,12 +1834,13 @@
                 <w:sz w:val="18"/>
                 <w:szCs w:val="18"/>
               </w:rPr>
-              <w:t xml:space="preserve">| t (s) | v of B (m/s) | B distance (m) | A distance (m) |</w:t>
-            </w:r>
-          </w:p>
-          <w:p>
-            <w:pPr>
-              <w:spacing w:after="40" w:before="0"/>
+              <w:t xml:space="preserve"/>
+            </w:r>
+          </w:p>
+          <w:p>
+            <w:pPr>
+              <w:keepNext w:val="false"/>
+              <w:spacing w:after="60" w:before="0"/>
               <w:jc w:val="left"/>
             </w:pPr>
             <w:r>
@@ -479,178 +1854,7 @@
                 <w:sz w:val="18"/>
                 <w:szCs w:val="18"/>
               </w:rPr>
-              <w:t xml:space="preserve">| --- | --- | --- | --- |</w:t>
-            </w:r>
-          </w:p>
-          <w:p>
-            <w:pPr>
-              <w:spacing w:after="40" w:before="0"/>
-              <w:jc w:val="left"/>
-            </w:pPr>
-            <w:r>
-              <w:rPr>
-                <w:rFonts w:ascii="Arial" w:cs="Arial" w:eastAsia="Arial" w:hAnsi="Arial"/>
-                <w:b w:val="false"/>
-                <w:bCs w:val="false"/>
-                <w:i w:val="false"/>
-                <w:iCs w:val="false"/>
-                <w:color w:val="000000"/>
-                <w:sz w:val="18"/>
-                <w:szCs w:val="18"/>
-              </w:rPr>
-              <w:t xml:space="preserve">| 0 | 20 | 0 | 0 |</w:t>
-            </w:r>
-          </w:p>
-          <w:p>
-            <w:pPr>
-              <w:spacing w:after="40" w:before="0"/>
-              <w:jc w:val="left"/>
-            </w:pPr>
-            <w:r>
-              <w:rPr>
-                <w:rFonts w:ascii="Arial" w:cs="Arial" w:eastAsia="Arial" w:hAnsi="Arial"/>
-                <w:b w:val="false"/>
-                <w:bCs w:val="false"/>
-                <w:i w:val="false"/>
-                <w:iCs w:val="false"/>
-                <w:color w:val="000000"/>
-                <w:sz w:val="18"/>
-                <w:szCs w:val="18"/>
-              </w:rPr>
-              <w:t xml:space="preserve">| 1 | 22 | 21 | 20 |</w:t>
-            </w:r>
-          </w:p>
-          <w:p>
-            <w:pPr>
-              <w:spacing w:after="40" w:before="0"/>
-              <w:jc w:val="left"/>
-            </w:pPr>
-            <w:r>
-              <w:rPr>
-                <w:rFonts w:ascii="Arial" w:cs="Arial" w:eastAsia="Arial" w:hAnsi="Arial"/>
-                <w:b w:val="false"/>
-                <w:bCs w:val="false"/>
-                <w:i w:val="false"/>
-                <w:iCs w:val="false"/>
-                <w:color w:val="000000"/>
-                <w:sz w:val="18"/>
-                <w:szCs w:val="18"/>
-              </w:rPr>
-              <w:t xml:space="preserve">| 2 | 24 | 44 | 40 |</w:t>
-            </w:r>
-          </w:p>
-          <w:p>
-            <w:pPr>
-              <w:spacing w:after="40" w:before="0"/>
-              <w:jc w:val="left"/>
-            </w:pPr>
-            <w:r>
-              <w:rPr>
-                <w:rFonts w:ascii="Arial" w:cs="Arial" w:eastAsia="Arial" w:hAnsi="Arial"/>
-                <w:b w:val="false"/>
-                <w:bCs w:val="false"/>
-                <w:i w:val="false"/>
-                <w:iCs w:val="false"/>
-                <w:color w:val="000000"/>
-                <w:sz w:val="18"/>
-                <w:szCs w:val="18"/>
-              </w:rPr>
-              <w:t xml:space="preserve">| 3 | 26 | 69 | 60 |</w:t>
-            </w:r>
-          </w:p>
-          <w:p>
-            <w:pPr>
-              <w:spacing w:after="40" w:before="0"/>
-              <w:jc w:val="left"/>
-            </w:pPr>
-            <w:r>
-              <w:rPr>
-                <w:rFonts w:ascii="Arial" w:cs="Arial" w:eastAsia="Arial" w:hAnsi="Arial"/>
-                <w:b w:val="false"/>
-                <w:bCs w:val="false"/>
-                <w:i w:val="false"/>
-                <w:iCs w:val="false"/>
-                <w:color w:val="000000"/>
-                <w:sz w:val="18"/>
-                <w:szCs w:val="18"/>
-              </w:rPr>
-              <w:t xml:space="preserve">| 4 | 28 | 96 | 80 |</w:t>
-            </w:r>
-          </w:p>
-          <w:p>
-            <w:pPr>
-              <w:spacing w:after="40" w:before="0"/>
-              <w:jc w:val="left"/>
-            </w:pPr>
-            <w:r>
-              <w:rPr>
-                <w:rFonts w:ascii="Arial" w:cs="Arial" w:eastAsia="Arial" w:hAnsi="Arial"/>
-                <w:b w:val="false"/>
-                <w:bCs w:val="false"/>
-                <w:i w:val="false"/>
-                <w:iCs w:val="false"/>
-                <w:color w:val="000000"/>
-                <w:sz w:val="18"/>
-                <w:szCs w:val="18"/>
-              </w:rPr>
-              <w:t xml:space="preserve">| 5 | 30 | 125 | 100 |</w:t>
-            </w:r>
-          </w:p>
-          <w:p>
-            <w:pPr>
-              <w:spacing w:after="40" w:before="0"/>
-              <w:jc w:val="left"/>
-            </w:pPr>
-            <w:r>
-              <w:rPr>
-                <w:rFonts w:ascii="Arial" w:cs="Arial" w:eastAsia="Arial" w:hAnsi="Arial"/>
-                <w:b w:val="false"/>
-                <w:bCs w:val="false"/>
-                <w:i w:val="false"/>
-                <w:iCs w:val="false"/>
-                <w:color w:val="000000"/>
-                <w:sz w:val="18"/>
-                <w:szCs w:val="18"/>
-              </w:rPr>
-              <w:t xml:space="preserve">| 6 | 30 | 155 | 120 |</w:t>
-            </w:r>
-          </w:p>
-          <w:p>
-            <w:pPr>
-              <w:spacing w:after="40" w:before="0"/>
-              <w:jc w:val="left"/>
-            </w:pPr>
-            <w:r>
-              <w:rPr>
-                <w:rFonts w:ascii="Arial" w:cs="Arial" w:eastAsia="Arial" w:hAnsi="Arial"/>
-                <w:b w:val="false"/>
-                <w:bCs w:val="false"/>
-                <w:i w:val="false"/>
-                <w:iCs w:val="false"/>
-                <w:color w:val="000000"/>
-                <w:sz w:val="18"/>
-                <w:szCs w:val="18"/>
-              </w:rPr>
-              <w:t xml:space="preserve">| 7 | 30 | 185 | 140 |</w:t>
-            </w:r>
-          </w:p>
-          <w:p>
-            <w:pPr>
-              <w:spacing w:after="40" w:before="0"/>
-              <w:jc w:val="left"/>
-            </w:pPr>
-            <w:r>
-              <w:rPr>
-                <w:rFonts w:ascii="Arial" w:cs="Arial" w:eastAsia="Arial" w:hAnsi="Arial"/>
-                <w:b w:val="false"/>
-                <w:bCs w:val="false"/>
-                <w:i w:val="false"/>
-                <w:iCs w:val="false"/>
-                <w:color w:val="000000"/>
-                <w:sz w:val="18"/>
-                <w:szCs w:val="18"/>
-              </w:rPr>
-              <w:t xml:space="preserve">| 7.5 | 30 | 200 | 150 |</w:t>
+              <w:t xml:space="preserve"/>
             </w:r>
           </w:p>
         </w:tc>
@@ -695,6 +1899,7 @@
           </w:tcPr>
           <w:p>
             <w:pPr>
+              <w:keepNext/>
               <w:spacing w:after="40" w:before="0"/>
               <w:jc w:val="center"/>
             </w:pPr>
@@ -729,6 +1934,7 @@
           </w:tcPr>
           <w:p>
             <w:pPr>
+              <w:keepNext/>
               <w:spacing w:after="40" w:before="0"/>
               <w:jc w:val="left"/>
             </w:pPr>
@@ -766,6 +1972,7 @@
           </w:tcPr>
           <w:p>
             <w:pPr>
+              <w:keepNext w:val="false"/>
               <w:spacing w:after="40" w:before="0"/>
               <w:jc w:val="left"/>
             </w:pPr>
@@ -825,6 +2032,7 @@
           </w:tcPr>
           <w:p>
             <w:pPr>
+              <w:keepNext/>
               <w:spacing w:after="40" w:before="0"/>
               <w:jc w:val="center"/>
             </w:pPr>
@@ -859,6 +2067,7 @@
           </w:tcPr>
           <w:p>
             <w:pPr>
+              <w:keepNext/>
               <w:spacing w:after="40" w:before="0"/>
               <w:jc w:val="left"/>
             </w:pPr>
@@ -896,6 +2105,7 @@
           </w:tcPr>
           <w:p>
             <w:pPr>
+              <w:keepNext w:val="false"/>
               <w:spacing w:after="40" w:before="0"/>
               <w:jc w:val="left"/>
             </w:pPr>
@@ -955,6 +2165,7 @@
           </w:tcPr>
           <w:p>
             <w:pPr>
+              <w:keepNext/>
               <w:spacing w:after="40" w:before="0"/>
               <w:jc w:val="center"/>
             </w:pPr>
@@ -989,6 +2200,7 @@
           </w:tcPr>
           <w:p>
             <w:pPr>
+              <w:keepNext/>
               <w:spacing w:after="40" w:before="0"/>
               <w:jc w:val="left"/>
             </w:pPr>
@@ -1026,6 +2238,7 @@
           </w:tcPr>
           <w:p>
             <w:pPr>
+              <w:keepNext w:val="false"/>
               <w:spacing w:after="40" w:before="0"/>
               <w:jc w:val="left"/>
             </w:pPr>
@@ -1085,6 +2298,7 @@
           </w:tcPr>
           <w:p>
             <w:pPr>
+              <w:keepNext/>
               <w:spacing w:after="40" w:before="0"/>
               <w:jc w:val="center"/>
             </w:pPr>
@@ -1119,6 +2333,7 @@
           </w:tcPr>
           <w:p>
             <w:pPr>
+              <w:keepNext/>
               <w:spacing w:after="40" w:before="0"/>
               <w:jc w:val="left"/>
             </w:pPr>
@@ -1156,6 +2371,7 @@
           </w:tcPr>
           <w:p>
             <w:pPr>
+              <w:keepNext w:val="false"/>
               <w:spacing w:after="40" w:before="0"/>
               <w:jc w:val="left"/>
             </w:pPr>
@@ -1215,6 +2431,7 @@
           </w:tcPr>
           <w:p>
             <w:pPr>
+              <w:keepNext/>
               <w:spacing w:after="40" w:before="0"/>
               <w:jc w:val="center"/>
             </w:pPr>
@@ -1249,6 +2466,7 @@
           </w:tcPr>
           <w:p>
             <w:pPr>
+              <w:keepNext/>
               <w:spacing w:after="40" w:before="0"/>
               <w:jc w:val="left"/>
             </w:pPr>
@@ -1286,6 +2504,7 @@
           </w:tcPr>
           <w:p>
             <w:pPr>
+              <w:keepNext w:val="false"/>
               <w:spacing w:after="40" w:before="0"/>
               <w:jc w:val="left"/>
             </w:pPr>
@@ -1349,6 +2568,7 @@
           </w:tcPr>
           <w:p>
             <w:pPr>
+              <w:keepNext w:val="false"/>
               <w:spacing w:after="40" w:before="0"/>
               <w:jc w:val="center"/>
             </w:pPr>
@@ -1383,6 +2603,7 @@
           </w:tcPr>
           <w:p>
             <w:pPr>
+              <w:keepNext w:val="false"/>
               <w:spacing w:after="40" w:before="0"/>
               <w:jc w:val="left"/>
             </w:pPr>
@@ -1415,6 +2636,7 @@
           </w:tcPr>
           <w:p>
             <w:pPr>
+              <w:keepNext w:val="false"/>
               <w:spacing w:after="40" w:before="0"/>
               <w:jc w:val="left"/>
             </w:pPr>
@@ -1447,6 +2669,7 @@
           </w:tcPr>
           <w:p>
             <w:pPr>
+              <w:keepNext w:val="false"/>
               <w:spacing w:after="40" w:before="0"/>
               <w:jc w:val="left"/>
             </w:pPr>
@@ -1479,6 +2702,7 @@
           </w:tcPr>
           <w:p>
             <w:pPr>
+              <w:keepNext w:val="false"/>
               <w:spacing w:after="40" w:before="0"/>
               <w:jc w:val="left"/>
             </w:pPr>
@@ -1513,6 +2737,7 @@
           </w:tcPr>
           <w:p>
             <w:pPr>
+              <w:keepNext w:val="false"/>
               <w:spacing w:after="40" w:before="0"/>
               <w:jc w:val="left"/>
             </w:pPr>
@@ -1545,6 +2770,7 @@
           </w:tcPr>
           <w:p>
             <w:pPr>
+              <w:keepNext w:val="false"/>
               <w:spacing w:after="40" w:before="0"/>
               <w:jc w:val="left"/>
             </w:pPr>
@@ -1577,6 +2803,7 @@
           </w:tcPr>
           <w:p>
             <w:pPr>
+              <w:keepNext w:val="false"/>
               <w:spacing w:after="40" w:before="0"/>
               <w:jc w:val="left"/>
             </w:pPr>
@@ -1609,6 +2836,7 @@
           </w:tcPr>
           <w:p>
             <w:pPr>
+              <w:keepNext w:val="false"/>
               <w:spacing w:after="40" w:before="0"/>
               <w:jc w:val="left"/>
             </w:pPr>
@@ -1643,6 +2871,7 @@
           </w:tcPr>
           <w:p>
             <w:pPr>
+              <w:keepNext w:val="false"/>
               <w:spacing w:after="40" w:before="0"/>
               <w:jc w:val="left"/>
             </w:pPr>
@@ -1675,6 +2904,7 @@
           </w:tcPr>
           <w:p>
             <w:pPr>
+              <w:keepNext w:val="false"/>
               <w:spacing w:after="40" w:before="0"/>
               <w:jc w:val="left"/>
             </w:pPr>
@@ -1707,6 +2937,7 @@
           </w:tcPr>
           <w:p>
             <w:pPr>
+              <w:keepNext w:val="false"/>
               <w:spacing w:after="40" w:before="0"/>
               <w:jc w:val="left"/>
             </w:pPr>
@@ -1739,6 +2970,7 @@
           </w:tcPr>
           <w:p>
             <w:pPr>
+              <w:keepNext w:val="false"/>
               <w:spacing w:after="40" w:before="0"/>
               <w:jc w:val="left"/>
             </w:pPr>
@@ -1773,6 +3005,7 @@
           </w:tcPr>
           <w:p>
             <w:pPr>
+              <w:keepNext w:val="false"/>
               <w:spacing w:after="40" w:before="0"/>
               <w:jc w:val="left"/>
             </w:pPr>
@@ -1805,6 +3038,7 @@
           </w:tcPr>
           <w:p>
             <w:pPr>
+              <w:keepNext w:val="false"/>
               <w:spacing w:after="40" w:before="0"/>
               <w:jc w:val="left"/>
             </w:pPr>
@@ -1837,6 +3071,7 @@
           </w:tcPr>
           <w:p>
             <w:pPr>
+              <w:keepNext w:val="false"/>
               <w:spacing w:after="40" w:before="0"/>
               <w:jc w:val="left"/>
             </w:pPr>
@@ -1869,6 +3104,7 @@
           </w:tcPr>
           <w:p>
             <w:pPr>
+              <w:keepNext w:val="false"/>
               <w:spacing w:after="40" w:before="0"/>
               <w:jc w:val="left"/>
             </w:pPr>
@@ -1903,6 +3139,7 @@
           </w:tcPr>
           <w:p>
             <w:pPr>
+              <w:keepNext w:val="false"/>
               <w:spacing w:after="40" w:before="0"/>
               <w:jc w:val="left"/>
             </w:pPr>
@@ -1935,6 +3172,7 @@
           </w:tcPr>
           <w:p>
             <w:pPr>
+              <w:keepNext w:val="false"/>
               <w:spacing w:after="40" w:before="0"/>
               <w:jc w:val="left"/>
             </w:pPr>
@@ -1967,6 +3205,7 @@
           </w:tcPr>
           <w:p>
             <w:pPr>
+              <w:keepNext w:val="false"/>
               <w:spacing w:after="40" w:before="0"/>
               <w:jc w:val="left"/>
             </w:pPr>
@@ -1999,6 +3238,7 @@
           </w:tcPr>
           <w:p>
             <w:pPr>
+              <w:keepNext w:val="false"/>
               <w:spacing w:after="40" w:before="0"/>
               <w:jc w:val="left"/>
             </w:pPr>
@@ -2033,6 +3273,7 @@
           </w:tcPr>
           <w:p>
             <w:pPr>
+              <w:keepNext w:val="false"/>
               <w:spacing w:after="40" w:before="0"/>
               <w:jc w:val="left"/>
             </w:pPr>
@@ -2065,6 +3306,7 @@
           </w:tcPr>
           <w:p>
             <w:pPr>
+              <w:keepNext w:val="false"/>
               <w:spacing w:after="40" w:before="0"/>
               <w:jc w:val="left"/>
             </w:pPr>
@@ -2097,6 +3339,7 @@
           </w:tcPr>
           <w:p>
             <w:pPr>
+              <w:keepNext w:val="false"/>
               <w:spacing w:after="40" w:before="0"/>
               <w:jc w:val="left"/>
             </w:pPr>
@@ -2129,6 +3372,7 @@
           </w:tcPr>
           <w:p>
             <w:pPr>
+              <w:keepNext w:val="false"/>
               <w:spacing w:after="40" w:before="0"/>
               <w:jc w:val="left"/>
             </w:pPr>
@@ -2267,7 +3511,7 @@
         </w:rPr>
         <w:t xml:space="preserve">© 2026 SeaVuria and ARES. This work is licensed under a </w:t>
       </w:r>
-      <w:hyperlink w:history="1" r:id="rIdbrrk2l7c28fe0t3pc0r7c">
+      <w:hyperlink w:history="1" r:id="rIdget7rzdyl5crjc9fn36tz">
         <w:r>
           <w:rPr>
             <w:rFonts w:ascii="Arial" w:cs="Arial" w:eastAsia="Arial" w:hAnsi="Arial"/>
@@ -2287,7 +3531,7 @@
         </w:rPr>
         <w:t xml:space="preserve"> (</w:t>
       </w:r>
-      <w:hyperlink w:history="1" r:id="rIdrwy90bg46brupw-clmptq">
+      <w:hyperlink w:history="1" r:id="rIdheanc15dvktjmtnk5kk0d">
         <w:r>
           <w:rPr>
             <w:rFonts w:ascii="Arial" w:cs="Arial" w:eastAsia="Arial" w:hAnsi="Arial"/>
@@ -2307,7 +3551,7 @@
         </w:rPr>
         <w:t xml:space="preserve">). To view a copy of this license, visit </w:t>
       </w:r>
-      <w:hyperlink w:history="1" r:id="rIdcr3vldpomparjixs1_rnl">
+      <w:hyperlink w:history="1" r:id="rIdy_9-gocpmiqxkphtoyjvk">
         <w:r>
           <w:rPr>
             <w:rFonts w:ascii="Arial" w:cs="Arial" w:eastAsia="Arial" w:hAnsi="Arial"/>

--- a/data/outputs/v2/Maths/SS3.4_Linear_Motion/Mathematics_Linear_Motion_FinalExplanation.docx
+++ b/data/outputs/v2/Maths/SS3.4_Linear_Motion/Mathematics_Linear_Motion_FinalExplanation.docx
@@ -3511,7 +3511,7 @@
         </w:rPr>
         <w:t xml:space="preserve">© 2026 SeaVuria and ARES. This work is licensed under a </w:t>
       </w:r>
-      <w:hyperlink w:history="1" r:id="rIdget7rzdyl5crjc9fn36tz">
+      <w:hyperlink w:history="1" r:id="rIds-zwvzff3bdnsozjqjmdk">
         <w:r>
           <w:rPr>
             <w:rFonts w:ascii="Arial" w:cs="Arial" w:eastAsia="Arial" w:hAnsi="Arial"/>
@@ -3531,7 +3531,7 @@
         </w:rPr>
         <w:t xml:space="preserve"> (</w:t>
       </w:r>
-      <w:hyperlink w:history="1" r:id="rIdheanc15dvktjmtnk5kk0d">
+      <w:hyperlink w:history="1" r:id="rId1ovdnrurhtkgscotqhmfy">
         <w:r>
           <w:rPr>
             <w:rFonts w:ascii="Arial" w:cs="Arial" w:eastAsia="Arial" w:hAnsi="Arial"/>
@@ -3551,7 +3551,7 @@
         </w:rPr>
         <w:t xml:space="preserve">). To view a copy of this license, visit </w:t>
       </w:r>
-      <w:hyperlink w:history="1" r:id="rIdy_9-gocpmiqxkphtoyjvk">
+      <w:hyperlink w:history="1" r:id="rIdctchqwsv_pvryfkq9bxqt">
         <w:r>
           <w:rPr>
             <w:rFonts w:ascii="Arial" w:cs="Arial" w:eastAsia="Arial" w:hAnsi="Arial"/>
